--- a/Installs/25b82B2/Version 25b82 B2.docx
+++ b/Installs/25b82B2/Version 25b82 B2.docx
@@ -264,61 +264,11 @@
           <w:lang w:val="pt-BR"/>
         </w:rPr>
       </w:pPr>
-      <w:proofErr w:type="spellStart"/>
-      <w:r>
-        <w:rPr>
-          <w:lang w:val="pt-BR"/>
-        </w:rPr>
-        <w:t>EZConfig</w:t>
-      </w:r>
-      <w:proofErr w:type="spellEnd"/>
-      <w:r>
-        <w:rPr>
-          <w:lang w:val="pt-BR"/>
-        </w:rPr>
-        <w:t xml:space="preserve">, </w:t>
-      </w:r>
-      <w:proofErr w:type="spellStart"/>
-      <w:r>
-        <w:rPr>
-          <w:lang w:val="pt-BR"/>
-        </w:rPr>
-        <w:t>EZServer</w:t>
-      </w:r>
-      <w:proofErr w:type="spellEnd"/>
-      <w:r>
-        <w:rPr>
-          <w:lang w:val="pt-BR"/>
-        </w:rPr>
-        <w:t xml:space="preserve"> - </w:t>
-      </w:r>
-      <w:proofErr w:type="spellStart"/>
-      <w:r>
-        <w:rPr>
-          <w:lang w:val="pt-BR"/>
-        </w:rPr>
-        <w:t>Support</w:t>
-      </w:r>
-      <w:proofErr w:type="spellEnd"/>
-      <w:r>
-        <w:rPr>
-          <w:lang w:val="pt-BR"/>
-        </w:rPr>
-        <w:t xml:space="preserve"> para sonda </w:t>
-      </w:r>
-      <w:proofErr w:type="spellStart"/>
-      <w:r>
-        <w:rPr>
-          <w:lang w:val="pt-BR"/>
-        </w:rPr>
-        <w:t>EZTech</w:t>
-      </w:r>
-      <w:proofErr w:type="spellEnd"/>
-      <w:r>
-        <w:rPr>
-          <w:lang w:val="pt-BR"/>
-        </w:rPr>
-        <w:t xml:space="preserve"> 9600 </w:t>
+      <w:r>
+        <w:rPr>
+          <w:lang w:val="pt-BR"/>
+        </w:rPr>
+        <w:t xml:space="preserve">EZConfig, EZServer - Support para sonda EZTech 9600 </w:t>
       </w:r>
     </w:p>
     <w:p>
@@ -332,19 +282,11 @@
           <w:lang w:val="pt-BR"/>
         </w:rPr>
       </w:pPr>
-      <w:proofErr w:type="spellStart"/>
-      <w:r>
-        <w:rPr>
-          <w:lang w:val="pt-BR"/>
-        </w:rPr>
-        <w:t>EZProbe.hex</w:t>
-      </w:r>
-      <w:proofErr w:type="spellEnd"/>
-      <w:r>
-        <w:rPr>
-          <w:lang w:val="pt-BR"/>
-        </w:rPr>
-        <w:t xml:space="preserve"> – 1.00.26 BAUD configurável 9600 / 19200 </w:t>
+      <w:r>
+        <w:rPr>
+          <w:lang w:val="pt-BR"/>
+        </w:rPr>
+        <w:t xml:space="preserve">EZProbe.hex – 1.00.26 BAUD configurável 9600 / 19200 </w:t>
       </w:r>
     </w:p>
     <w:p>
@@ -362,21 +304,7 @@
         <w:rPr>
           <w:lang w:val="pt-BR"/>
         </w:rPr>
-        <w:t xml:space="preserve">EZServer.DLL – resolveu falha de executar </w:t>
-      </w:r>
-      <w:proofErr w:type="spellStart"/>
-      <w:r>
-        <w:rPr>
-          <w:lang w:val="pt-BR"/>
-        </w:rPr>
-        <w:t>SQLBackup</w:t>
-      </w:r>
-      <w:proofErr w:type="spellEnd"/>
-      <w:r>
-        <w:rPr>
-          <w:lang w:val="pt-BR"/>
-        </w:rPr>
-        <w:t xml:space="preserve"> as vezes.</w:t>
+        <w:t>EZServer.DLL – resolveu falha de executar SQLBackup as vezes.</w:t>
       </w:r>
     </w:p>
     <w:p>
@@ -394,41 +322,13 @@
         <w:rPr>
           <w:lang w:val="pt-BR"/>
         </w:rPr>
-        <w:t xml:space="preserve">EZSQLite.ini – criou parâmetros diferente para Vision e Plus, e adicionou mais um comando de configuração do </w:t>
-      </w:r>
-      <w:proofErr w:type="spellStart"/>
-      <w:r>
-        <w:rPr>
-          <w:lang w:val="pt-BR"/>
-        </w:rPr>
-        <w:t>SQLite</w:t>
-      </w:r>
-      <w:proofErr w:type="spellEnd"/>
-      <w:r>
-        <w:rPr>
-          <w:lang w:val="pt-BR"/>
-        </w:rPr>
-        <w:t xml:space="preserve"> (</w:t>
-      </w:r>
-      <w:r>
-        <w:rPr>
-          <w:lang w:val="pt-BR"/>
-        </w:rPr>
-        <w:t xml:space="preserve">Cmd5=PRAGMA </w:t>
-      </w:r>
-      <w:proofErr w:type="spellStart"/>
-      <w:r>
-        <w:rPr>
-          <w:lang w:val="pt-BR"/>
-        </w:rPr>
-        <w:t>busy_timeout</w:t>
-      </w:r>
-      <w:proofErr w:type="spellEnd"/>
-      <w:r>
-        <w:rPr>
-          <w:lang w:val="pt-BR"/>
-        </w:rPr>
-        <w:t xml:space="preserve"> = 5000</w:t>
+        <w:t>EZSQLite.ini – criou parâmetros diferente para Vision e Plus, e adicionou mais um comando de configuração do SQLite (</w:t>
+      </w:r>
+      <w:r>
+        <w:rPr>
+          <w:lang w:val="pt-BR"/>
+        </w:rPr>
+        <w:t>Cmd5=PRAGMA busy_timeout = 5000</w:t>
       </w:r>
       <w:r>
         <w:rPr>
@@ -464,21 +364,659 @@
         <w:rPr>
           <w:lang w:val="pt-BR"/>
         </w:rPr>
-        <w:t xml:space="preserve"> – </w:t>
-      </w:r>
-      <w:proofErr w:type="spellStart"/>
+        <w:t xml:space="preserve"> – EZProbe BAUD 9600</w:t>
+      </w:r>
+      <w:r>
+        <w:rPr>
+          <w:lang w:val="pt-BR"/>
+        </w:rPr>
+        <w:t>.</w:t>
+      </w:r>
+    </w:p>
+    <w:p>
+      <w:pPr>
+        <w:pStyle w:val="ListParagraph"/>
+        <w:numPr>
+          <w:ilvl w:val="0"/>
+          <w:numId w:val="23"/>
+        </w:numPr>
+        <w:rPr>
+          <w:lang w:val="pt-BR"/>
+        </w:rPr>
+      </w:pPr>
+      <w:r>
+        <w:rPr>
+          <w:lang w:val="pt-BR"/>
+        </w:rPr>
+        <w:t>Firmware 2.6.5.4 – Resolveu problema de porta USB desabilitada para EZEmbedded.B2G</w:t>
+      </w:r>
+    </w:p>
+    <w:p>
+      <w:pPr>
+        <w:pStyle w:val="ListParagraph"/>
+        <w:numPr>
+          <w:ilvl w:val="0"/>
+          <w:numId w:val="23"/>
+        </w:numPr>
+        <w:rPr>
+          <w:lang w:val="pt-BR"/>
+        </w:rPr>
+      </w:pPr>
+      <w:r>
+        <w:rPr>
+          <w:lang w:val="pt-BR"/>
+        </w:rPr>
+        <w:t>EZClient.DLL – Novo API WaitNextEvent</w:t>
+      </w:r>
+    </w:p>
+    <w:p>
+      <w:pPr>
+        <w:pStyle w:val="ListParagraph"/>
+        <w:numPr>
+          <w:ilvl w:val="0"/>
+          <w:numId w:val="23"/>
+        </w:numPr>
+        <w:rPr>
+          <w:lang w:val="pt-BR"/>
+        </w:rPr>
+      </w:pPr>
+      <w:r>
+        <w:rPr>
+          <w:lang w:val="pt-BR"/>
+        </w:rPr>
+        <w:t>EZConnect.DLL – melhorias na detecção de ultra passar o preset.</w:t>
+      </w:r>
+    </w:p>
+    <w:p>
+      <w:pPr>
+        <w:pStyle w:val="ListParagraph"/>
+        <w:numPr>
+          <w:ilvl w:val="0"/>
+          <w:numId w:val="23"/>
+        </w:numPr>
+        <w:rPr>
+          <w:lang w:val="pt-BR"/>
+        </w:rPr>
+      </w:pPr>
+      <w:r>
+        <w:rPr>
+          <w:lang w:val="pt-BR"/>
+        </w:rPr>
+        <w:t>EZConnect.exe – (Linux) resolveu problema de utilização de 100% CPU.</w:t>
+      </w:r>
+    </w:p>
+    <w:p>
+      <w:pPr>
+        <w:pStyle w:val="ListParagraph"/>
+        <w:numPr>
+          <w:ilvl w:val="0"/>
+          <w:numId w:val="23"/>
+        </w:numPr>
+        <w:rPr>
+          <w:lang w:val="pt-BR"/>
+        </w:rPr>
+      </w:pPr>
+      <w:r>
+        <w:rPr>
+          <w:lang w:val="pt-BR"/>
+        </w:rPr>
+        <w:t>UpgradeCF.bat – novo upgrade batch para instalar tudo necessário para Carrefour.</w:t>
+      </w:r>
+    </w:p>
+    <w:p>
+      <w:pPr>
+        <w:pStyle w:val="ListParagraph"/>
+        <w:numPr>
+          <w:ilvl w:val="0"/>
+          <w:numId w:val="23"/>
+        </w:numPr>
+        <w:rPr>
+          <w:lang w:val="pt-BR"/>
+        </w:rPr>
+      </w:pPr>
+      <w:r>
+        <w:rPr>
+          <w:lang w:val="pt-BR"/>
+        </w:rPr>
+        <w:t>EZCalibrate – 2.5.8.0 melhorias par</w:t>
+      </w:r>
+      <w:r>
+        <w:rPr>
+          <w:lang w:val="pt-BR"/>
+        </w:rPr>
+        <w:t>a</w:t>
+      </w:r>
+      <w:r>
+        <w:rPr>
+          <w:lang w:val="pt-BR"/>
+        </w:rPr>
+        <w:t xml:space="preserve"> calibração </w:t>
+      </w:r>
+      <w:r>
+        <w:rPr>
+          <w:lang w:val="pt-BR"/>
+        </w:rPr>
+        <w:t>manual</w:t>
+      </w:r>
+      <w:r>
+        <w:rPr>
+          <w:lang w:val="pt-BR"/>
+        </w:rPr>
+        <w:t xml:space="preserve">, e opção da média na definição do offset e opção de carregar uma tabela de arqueamento personalizado. </w:t>
+      </w:r>
+    </w:p>
+    <w:p>
+      <w:pPr>
+        <w:pStyle w:val="ListParagraph"/>
+        <w:rPr>
+          <w:lang w:val="pt-BR"/>
+        </w:rPr>
+      </w:pPr>
+    </w:p>
+    <w:p>
+      <w:pPr>
+        <w:rPr>
+          <w:lang w:val="pt-BR"/>
+        </w:rPr>
+      </w:pPr>
+    </w:p>
+    <w:p>
+      <w:pPr>
+        <w:pStyle w:val="Heading2"/>
+        <w:rPr>
+          <w:lang w:val="pt-BR"/>
+        </w:rPr>
+      </w:pPr>
+      <w:r>
+        <w:rPr>
+          <w:lang w:val="pt-BR"/>
+        </w:rPr>
+        <w:t>Correções desde 25b81B2</w:t>
+      </w:r>
+    </w:p>
+    <w:p>
+      <w:pPr>
+        <w:pStyle w:val="ListParagraph"/>
+        <w:numPr>
+          <w:ilvl w:val="0"/>
+          <w:numId w:val="22"/>
+        </w:numPr>
+        <w:rPr>
+          <w:lang w:val="pt-BR"/>
+        </w:rPr>
+      </w:pPr>
       <w:r>
         <w:rPr>
           <w:lang w:val="pt-BR"/>
         </w:rPr>
         <w:t>EZProbe</w:t>
       </w:r>
-      <w:proofErr w:type="spellEnd"/>
-      <w:r>
-        <w:rPr>
-          <w:lang w:val="pt-BR"/>
-        </w:rPr>
-        <w:t xml:space="preserve"> BAUD 9600</w:t>
+      <w:r>
+        <w:rPr>
+          <w:lang w:val="pt-BR"/>
+        </w:rPr>
+        <w:t>.hex</w:t>
+      </w:r>
+      <w:r>
+        <w:rPr>
+          <w:lang w:val="pt-BR"/>
+        </w:rPr>
+        <w:t xml:space="preserve"> firmware 1.00.25</w:t>
+      </w:r>
+    </w:p>
+    <w:p>
+      <w:pPr>
+        <w:pStyle w:val="ListParagraph"/>
+        <w:numPr>
+          <w:ilvl w:val="0"/>
+          <w:numId w:val="22"/>
+        </w:numPr>
+        <w:rPr>
+          <w:lang w:val="pt-BR"/>
+        </w:rPr>
+      </w:pPr>
+      <w:r>
+        <w:rPr>
+          <w:lang w:val="pt-BR"/>
+        </w:rPr>
+        <w:t>EZProbe</w:t>
+      </w:r>
+      <w:r>
+        <w:rPr>
+          <w:lang w:val="pt-BR"/>
+        </w:rPr>
+        <w:t>.exe</w:t>
+      </w:r>
+      <w:r>
+        <w:rPr>
+          <w:lang w:val="pt-BR"/>
+        </w:rPr>
+        <w:t xml:space="preserve"> app melhorias para autodetecção de sondas </w:t>
+      </w:r>
+    </w:p>
+    <w:p>
+      <w:pPr>
+        <w:pStyle w:val="ListParagraph"/>
+        <w:numPr>
+          <w:ilvl w:val="0"/>
+          <w:numId w:val="22"/>
+        </w:numPr>
+        <w:rPr>
+          <w:lang w:val="pt-BR"/>
+        </w:rPr>
+      </w:pPr>
+      <w:r>
+        <w:rPr>
+          <w:lang w:val="pt-BR"/>
+        </w:rPr>
+        <w:t>EZSoftSim</w:t>
+      </w:r>
+      <w:r>
+        <w:rPr>
+          <w:lang w:val="pt-BR"/>
+        </w:rPr>
+        <w:t>.DLL</w:t>
+      </w:r>
+      <w:r>
+        <w:rPr>
+          <w:lang w:val="pt-BR"/>
+        </w:rPr>
+        <w:t xml:space="preserve"> driver resolveu uso de CPU 100% </w:t>
+      </w:r>
+    </w:p>
+    <w:p>
+      <w:pPr>
+        <w:pStyle w:val="ListParagraph"/>
+        <w:numPr>
+          <w:ilvl w:val="0"/>
+          <w:numId w:val="22"/>
+        </w:numPr>
+        <w:rPr>
+          <w:lang w:val="pt-BR"/>
+        </w:rPr>
+      </w:pPr>
+      <w:r>
+        <w:rPr>
+          <w:lang w:val="pt-BR"/>
+        </w:rPr>
+        <w:t>EZConnect</w:t>
+      </w:r>
+      <w:r>
+        <w:rPr>
+          <w:lang w:val="pt-BR"/>
+        </w:rPr>
+        <w:t>.DLL</w:t>
+      </w:r>
+      <w:r>
+        <w:rPr>
+          <w:lang w:val="pt-BR"/>
+        </w:rPr>
+        <w:t xml:space="preserve"> resolveu problemas de travamento para Linux, e truncamento/arredondamento de preço unitário </w:t>
+      </w:r>
+    </w:p>
+    <w:p>
+      <w:pPr>
+        <w:pStyle w:val="ListParagraph"/>
+        <w:numPr>
+          <w:ilvl w:val="0"/>
+          <w:numId w:val="22"/>
+        </w:numPr>
+        <w:rPr>
+          <w:lang w:val="pt-BR"/>
+        </w:rPr>
+      </w:pPr>
+      <w:r>
+        <w:rPr>
+          <w:lang w:val="pt-BR"/>
+        </w:rPr>
+        <w:t>EZServer editar/</w:t>
+      </w:r>
+      <w:r>
+        <w:rPr>
+          <w:lang w:val="pt-BR"/>
+        </w:rPr>
+        <w:t>salvar</w:t>
+      </w:r>
+      <w:r>
+        <w:rPr>
+          <w:lang w:val="pt-BR"/>
+        </w:rPr>
+        <w:t xml:space="preserve"> hostname e </w:t>
+      </w:r>
+      <w:r>
+        <w:rPr>
+          <w:lang w:val="pt-BR"/>
+        </w:rPr>
+        <w:t>endereço</w:t>
+      </w:r>
+      <w:r>
+        <w:rPr>
+          <w:lang w:val="pt-BR"/>
+        </w:rPr>
+        <w:t xml:space="preserve"> IP para Linux.</w:t>
+      </w:r>
+    </w:p>
+    <w:p>
+      <w:pPr>
+        <w:pStyle w:val="ListParagraph"/>
+        <w:numPr>
+          <w:ilvl w:val="0"/>
+          <w:numId w:val="22"/>
+        </w:numPr>
+        <w:rPr>
+          <w:lang w:val="pt-BR"/>
+        </w:rPr>
+      </w:pPr>
+      <w:r>
+        <w:rPr>
+          <w:lang w:val="pt-BR"/>
+        </w:rPr>
+        <w:t>EZEmbedded</w:t>
+      </w:r>
+      <w:r>
+        <w:rPr>
+          <w:lang w:val="pt-BR"/>
+        </w:rPr>
+        <w:t>.B2G</w:t>
+      </w:r>
+      <w:r>
+        <w:rPr>
+          <w:lang w:val="pt-BR"/>
+        </w:rPr>
+        <w:t xml:space="preserve"> firmware, melhorias no </w:t>
+      </w:r>
+      <w:r>
+        <w:rPr>
+          <w:lang w:val="pt-BR"/>
+        </w:rPr>
+        <w:t>algoritmo</w:t>
+      </w:r>
+      <w:r>
+        <w:rPr>
+          <w:lang w:val="pt-BR"/>
+        </w:rPr>
+        <w:t xml:space="preserve"> de auto-passthru </w:t>
+      </w:r>
+    </w:p>
+    <w:p>
+      <w:pPr>
+        <w:pStyle w:val="ListParagraph"/>
+        <w:numPr>
+          <w:ilvl w:val="0"/>
+          <w:numId w:val="22"/>
+        </w:numPr>
+        <w:rPr>
+          <w:lang w:val="pt-BR"/>
+        </w:rPr>
+      </w:pPr>
+      <w:r>
+        <w:rPr>
+          <w:lang w:val="pt-BR"/>
+        </w:rPr>
+        <w:t xml:space="preserve">Gilbarco.DLL melhorias par tratamento de protocolo 775, para preset e troca de preços etc. </w:t>
+      </w:r>
+    </w:p>
+    <w:p>
+      <w:pPr>
+        <w:pStyle w:val="ListParagraph"/>
+        <w:numPr>
+          <w:ilvl w:val="0"/>
+          <w:numId w:val="20"/>
+        </w:numPr>
+        <w:rPr>
+          <w:lang w:val="pt-BR"/>
+        </w:rPr>
+      </w:pPr>
+      <w:r>
+        <w:rPr>
+          <w:lang w:val="pt-BR"/>
+        </w:rPr>
+        <w:t xml:space="preserve">EZMod/EZIBr.B2G firmware – melhorias para sonda start italiana RS845 </w:t>
+      </w:r>
+    </w:p>
+    <w:p>
+      <w:pPr>
+        <w:pStyle w:val="ListParagraph"/>
+        <w:numPr>
+          <w:ilvl w:val="0"/>
+          <w:numId w:val="22"/>
+        </w:numPr>
+        <w:rPr>
+          <w:lang w:val="pt-BR"/>
+        </w:rPr>
+      </w:pPr>
+      <w:r>
+        <w:rPr>
+          <w:lang w:val="pt-BR"/>
+        </w:rPr>
+        <w:t xml:space="preserve">EZMod/EZIBr.B2G melhorias no algoritmo de polling para sondas de 6m </w:t>
+      </w:r>
+    </w:p>
+    <w:p>
+      <w:pPr>
+        <w:pStyle w:val="ListParagraph"/>
+        <w:numPr>
+          <w:ilvl w:val="0"/>
+          <w:numId w:val="22"/>
+        </w:numPr>
+        <w:rPr>
+          <w:lang w:val="pt-BR"/>
+        </w:rPr>
+      </w:pPr>
+      <w:r>
+        <w:rPr>
+          <w:lang w:val="pt-BR"/>
+        </w:rPr>
+        <w:t>PumpDrv.dll consertou inicialização do ezmod quando tem mais do que 8 sondas configurado no mesmo slot.</w:t>
+      </w:r>
+    </w:p>
+    <w:p>
+      <w:pPr>
+        <w:pStyle w:val="ListParagraph"/>
+        <w:numPr>
+          <w:ilvl w:val="0"/>
+          <w:numId w:val="22"/>
+        </w:numPr>
+        <w:rPr>
+          <w:lang w:val="pt-BR"/>
+        </w:rPr>
+      </w:pPr>
+      <w:r>
+        <w:rPr>
+          <w:lang w:val="pt-BR"/>
+        </w:rPr>
+        <w:t>EZExtract-concertou import de tanque quando tem Tanque Virtual link zerado, e mostrar erros com mais detalha para ajudar no diagnostico</w:t>
+      </w:r>
+    </w:p>
+    <w:p>
+      <w:pPr>
+        <w:pStyle w:val="ListParagraph"/>
+        <w:numPr>
+          <w:ilvl w:val="0"/>
+          <w:numId w:val="22"/>
+        </w:numPr>
+        <w:rPr>
+          <w:lang w:val="pt-BR"/>
+        </w:rPr>
+      </w:pPr>
+      <w:r>
+        <w:rPr>
+          <w:lang w:val="pt-BR"/>
+        </w:rPr>
+        <w:lastRenderedPageBreak/>
+        <w:t xml:space="preserve">EZDriver.ini – dois tipos de bombas novas ‘Prime 775 TTL’  e ‘Prime 664 TTL’ para quando tem Prime IoT instalado numa bomba Gilbarco </w:t>
+      </w:r>
+    </w:p>
+    <w:p>
+      <w:pPr>
+        <w:pStyle w:val="Heading2"/>
+        <w:rPr>
+          <w:lang w:val="pt-BR"/>
+        </w:rPr>
+      </w:pPr>
+      <w:r>
+        <w:rPr>
+          <w:lang w:val="pt-BR"/>
+        </w:rPr>
+        <w:t>Correções desde 25b80B20</w:t>
+      </w:r>
+    </w:p>
+    <w:p>
+      <w:pPr>
+        <w:pStyle w:val="ListParagraph"/>
+        <w:numPr>
+          <w:ilvl w:val="0"/>
+          <w:numId w:val="21"/>
+        </w:numPr>
+        <w:rPr>
+          <w:lang w:val="pt-BR"/>
+        </w:rPr>
+      </w:pPr>
+      <w:r>
+        <w:rPr>
+          <w:lang w:val="pt-BR"/>
+        </w:rPr>
+        <w:t>EZClient.DLL – Vazamento de memória, melhorias na conexão de sockets</w:t>
+      </w:r>
+    </w:p>
+    <w:p>
+      <w:pPr>
+        <w:pStyle w:val="ListParagraph"/>
+        <w:numPr>
+          <w:ilvl w:val="0"/>
+          <w:numId w:val="21"/>
+        </w:numPr>
+        <w:rPr>
+          <w:lang w:val="pt-BR"/>
+        </w:rPr>
+      </w:pPr>
+      <w:r>
+        <w:rPr>
+          <w:lang w:val="pt-BR"/>
+        </w:rPr>
+        <w:t xml:space="preserve">EZMonitor.exe – Suporte para impressora Elgin I9 </w:t>
+      </w:r>
+    </w:p>
+    <w:p>
+      <w:pPr>
+        <w:pStyle w:val="ListParagraph"/>
+        <w:numPr>
+          <w:ilvl w:val="0"/>
+          <w:numId w:val="21"/>
+        </w:numPr>
+        <w:rPr>
+          <w:lang w:val="pt-BR"/>
+        </w:rPr>
+      </w:pPr>
+      <w:r>
+        <w:rPr>
+          <w:lang w:val="pt-BR"/>
+        </w:rPr>
+        <w:t xml:space="preserve">EZServer.DLL – Não salvando os níveis de tanque teorético no banco </w:t>
+      </w:r>
+    </w:p>
+    <w:p>
+      <w:pPr>
+        <w:pStyle w:val="ListParagraph"/>
+        <w:numPr>
+          <w:ilvl w:val="0"/>
+          <w:numId w:val="21"/>
+        </w:numPr>
+        <w:rPr>
+          <w:lang w:val="pt-BR"/>
+        </w:rPr>
+      </w:pPr>
+      <w:r>
+        <w:rPr>
+          <w:lang w:val="pt-BR"/>
+        </w:rPr>
+        <w:t xml:space="preserve">EZPrint.exe – suporte para Elgin I9,  </w:t>
+      </w:r>
+    </w:p>
+    <w:p>
+      <w:pPr>
+        <w:pStyle w:val="Heading2"/>
+        <w:rPr>
+          <w:lang w:val="pt-BR"/>
+        </w:rPr>
+      </w:pPr>
+      <w:r>
+        <w:rPr>
+          <w:lang w:val="pt-BR"/>
+        </w:rPr>
+        <w:t>Correções desde 25b80B19</w:t>
+      </w:r>
+    </w:p>
+    <w:p>
+      <w:pPr>
+        <w:pStyle w:val="ListParagraph"/>
+        <w:numPr>
+          <w:ilvl w:val="0"/>
+          <w:numId w:val="19"/>
+        </w:numPr>
+        <w:rPr>
+          <w:lang w:val="pt-BR"/>
+        </w:rPr>
+      </w:pPr>
+      <w:r>
+        <w:rPr>
+          <w:lang w:val="pt-BR"/>
+        </w:rPr>
+        <w:t>EZServer.DLL – API SetHosePrices não salvando os preços.</w:t>
+      </w:r>
+    </w:p>
+    <w:p>
+      <w:pPr>
+        <w:pStyle w:val="ListParagraph"/>
+        <w:numPr>
+          <w:ilvl w:val="0"/>
+          <w:numId w:val="19"/>
+        </w:numPr>
+        <w:rPr>
+          <w:lang w:val="pt-BR"/>
+        </w:rPr>
+      </w:pPr>
+      <w:r>
+        <w:rPr>
+          <w:lang w:val="pt-BR"/>
+        </w:rPr>
+        <w:t xml:space="preserve">EZServer.DLL – SetZigBeeProperties não salvando se somente o tipo </w:t>
+      </w:r>
+      <w:r>
+        <w:rPr>
+          <w:lang w:val="pt-BR"/>
+        </w:rPr>
+        <w:t xml:space="preserve">de device </w:t>
+      </w:r>
+      <w:r>
+        <w:rPr>
+          <w:lang w:val="pt-BR"/>
+        </w:rPr>
+        <w:t>foi alterado.</w:t>
+      </w:r>
+    </w:p>
+    <w:p>
+      <w:pPr>
+        <w:pStyle w:val="ListParagraph"/>
+        <w:numPr>
+          <w:ilvl w:val="0"/>
+          <w:numId w:val="19"/>
+        </w:numPr>
+        <w:rPr>
+          <w:lang w:val="pt-BR"/>
+        </w:rPr>
+      </w:pPr>
+      <w:r>
+        <w:rPr>
+          <w:lang w:val="pt-BR"/>
+        </w:rPr>
+        <w:t xml:space="preserve">EZServer.DLL – O nível de água não inclui o offset configurado </w:t>
+      </w:r>
+      <w:r>
+        <w:rPr>
+          <w:lang w:val="pt-BR"/>
+        </w:rPr>
+        <w:t>pelo tanque</w:t>
       </w:r>
       <w:r>
         <w:rPr>
@@ -492,160 +1030,93 @@
         <w:pStyle w:val="ListParagraph"/>
         <w:numPr>
           <w:ilvl w:val="0"/>
-          <w:numId w:val="23"/>
-        </w:numPr>
-        <w:rPr>
-          <w:lang w:val="pt-BR"/>
-        </w:rPr>
-      </w:pPr>
-      <w:r>
-        <w:rPr>
-          <w:lang w:val="pt-BR"/>
-        </w:rPr>
-        <w:t>Firmware 2.6.5.4</w:t>
-      </w:r>
-      <w:r>
-        <w:rPr>
-          <w:lang w:val="pt-BR"/>
-        </w:rPr>
-        <w:t xml:space="preserve"> – Resolveu problema de porta USB desabilitada para EZEmbedded.B2G</w:t>
-      </w:r>
-    </w:p>
-    <w:p>
-      <w:pPr>
-        <w:pStyle w:val="ListParagraph"/>
-        <w:numPr>
-          <w:ilvl w:val="0"/>
-          <w:numId w:val="23"/>
-        </w:numPr>
-        <w:rPr>
-          <w:lang w:val="pt-BR"/>
-        </w:rPr>
-      </w:pPr>
-      <w:r>
-        <w:rPr>
-          <w:lang w:val="pt-BR"/>
-        </w:rPr>
-        <w:t xml:space="preserve">EZClient.DLL – Novo API </w:t>
-      </w:r>
-      <w:proofErr w:type="spellStart"/>
-      <w:r>
-        <w:rPr>
-          <w:lang w:val="pt-BR"/>
-        </w:rPr>
-        <w:t>WaitNextEvent</w:t>
-      </w:r>
-      <w:proofErr w:type="spellEnd"/>
-    </w:p>
-    <w:p>
-      <w:pPr>
-        <w:pStyle w:val="ListParagraph"/>
-        <w:numPr>
-          <w:ilvl w:val="0"/>
-          <w:numId w:val="23"/>
-        </w:numPr>
-        <w:rPr>
-          <w:lang w:val="pt-BR"/>
-        </w:rPr>
-      </w:pPr>
-      <w:r>
-        <w:rPr>
-          <w:lang w:val="pt-BR"/>
-        </w:rPr>
-        <w:t xml:space="preserve">EZConnect.DLL – melhorias na detecção de ultra passar o </w:t>
-      </w:r>
-      <w:proofErr w:type="spellStart"/>
-      <w:r>
-        <w:rPr>
-          <w:lang w:val="pt-BR"/>
-        </w:rPr>
-        <w:t>preset</w:t>
-      </w:r>
-      <w:proofErr w:type="spellEnd"/>
-      <w:r>
-        <w:rPr>
-          <w:lang w:val="pt-BR"/>
-        </w:rPr>
-        <w:t>.</w:t>
-      </w:r>
-    </w:p>
-    <w:p>
-      <w:pPr>
-        <w:pStyle w:val="ListParagraph"/>
-        <w:numPr>
-          <w:ilvl w:val="0"/>
-          <w:numId w:val="23"/>
-        </w:numPr>
-        <w:rPr>
-          <w:lang w:val="pt-BR"/>
-        </w:rPr>
-      </w:pPr>
-      <w:r>
-        <w:rPr>
-          <w:lang w:val="pt-BR"/>
-        </w:rPr>
-        <w:t>EZConnect.exe – (Linux) resolveu problema de utilização de 100% CPU.</w:t>
-      </w:r>
-    </w:p>
-    <w:p>
-      <w:pPr>
-        <w:pStyle w:val="ListParagraph"/>
-        <w:numPr>
-          <w:ilvl w:val="0"/>
-          <w:numId w:val="23"/>
-        </w:numPr>
-        <w:rPr>
-          <w:lang w:val="pt-BR"/>
-        </w:rPr>
-      </w:pPr>
-      <w:r>
-        <w:rPr>
-          <w:lang w:val="pt-BR"/>
-        </w:rPr>
-        <w:t>UpgradeCF.bat – novo upgrade batch para instalar tudo necessário para Carrefour.</w:t>
-      </w:r>
-    </w:p>
-    <w:p>
-      <w:pPr>
-        <w:pStyle w:val="ListParagraph"/>
-        <w:numPr>
-          <w:ilvl w:val="0"/>
-          <w:numId w:val="23"/>
-        </w:numPr>
-        <w:rPr>
-          <w:lang w:val="pt-BR"/>
-        </w:rPr>
-      </w:pPr>
-      <w:proofErr w:type="spellStart"/>
-      <w:r>
-        <w:rPr>
-          <w:lang w:val="pt-BR"/>
-        </w:rPr>
-        <w:t>EZCalibrate</w:t>
-      </w:r>
-      <w:proofErr w:type="spellEnd"/>
-      <w:r>
-        <w:rPr>
-          <w:lang w:val="pt-BR"/>
-        </w:rPr>
-        <w:t xml:space="preserve"> – 2.5.8.0 melhorias par</w:t>
-      </w:r>
-      <w:r>
-        <w:rPr>
-          <w:lang w:val="pt-BR"/>
-        </w:rPr>
-        <w:t>a</w:t>
-      </w:r>
-      <w:r>
-        <w:rPr>
-          <w:lang w:val="pt-BR"/>
-        </w:rPr>
-        <w:t xml:space="preserve"> calibração automático, e opção da média na definição do offset e opção de carregar uma tabela de arqueamento personalizado. </w:t>
-      </w:r>
-    </w:p>
-    <w:p>
-      <w:pPr>
-        <w:pStyle w:val="ListParagraph"/>
+          <w:numId w:val="19"/>
+        </w:numPr>
+        <w:rPr>
+          <w:lang w:val="pt-BR"/>
+        </w:rPr>
+      </w:pPr>
+      <w:r>
+        <w:rPr>
+          <w:lang w:val="pt-BR"/>
+        </w:rPr>
+        <w:t xml:space="preserve">Firmware 1645 – Alterando o PANID para 0xFFFF agora desabilita o ZigBee </w:t>
+      </w:r>
+    </w:p>
+    <w:p>
+      <w:pPr>
+        <w:pStyle w:val="ListParagraph"/>
+        <w:numPr>
+          <w:ilvl w:val="0"/>
+          <w:numId w:val="19"/>
+        </w:numPr>
+        <w:rPr>
+          <w:lang w:val="pt-BR"/>
+        </w:rPr>
+      </w:pPr>
+      <w:r>
+        <w:rPr>
+          <w:lang w:val="pt-BR"/>
+        </w:rPr>
+        <w:t xml:space="preserve">EZServer.DLL – Abriu a faixa de número de produto para entre 1 e 1000000 </w:t>
+      </w:r>
+    </w:p>
+    <w:p>
+      <w:pPr>
+        <w:pStyle w:val="ListParagraph"/>
+        <w:numPr>
+          <w:ilvl w:val="0"/>
+          <w:numId w:val="19"/>
+        </w:numPr>
+        <w:rPr>
+          <w:lang w:val="pt-BR"/>
+        </w:rPr>
+      </w:pPr>
+      <w:r>
+        <w:rPr>
+          <w:lang w:val="pt-BR"/>
+        </w:rPr>
+        <w:t>EZDriver.ini – gilbarco driver InterCharDelay voltou para20ms, menos para novo tipo Gilbarco PHX que fica com 70ms</w:t>
+      </w:r>
+    </w:p>
+    <w:p>
+      <w:pPr>
+        <w:pStyle w:val="ListParagraph"/>
+        <w:numPr>
+          <w:ilvl w:val="0"/>
+          <w:numId w:val="19"/>
+        </w:numPr>
+        <w:rPr>
+          <w:lang w:val="pt-BR"/>
+        </w:rPr>
+      </w:pPr>
+      <w:r>
+        <w:rPr>
+          <w:lang w:val="pt-BR"/>
+        </w:rPr>
+        <w:t>EZserver.dll – Manda preço temporário antes do preset para a bomba para evitar perda de preset</w:t>
+      </w:r>
+    </w:p>
+    <w:p>
+      <w:pPr>
+        <w:pStyle w:val="ListParagraph"/>
+        <w:numPr>
+          <w:ilvl w:val="0"/>
+          <w:numId w:val="19"/>
+        </w:numPr>
+        <w:rPr>
+          <w:lang w:val="pt-BR"/>
+        </w:rPr>
+      </w:pPr>
+      <w:r>
+        <w:rPr>
+          <w:lang w:val="pt-BR"/>
+        </w:rPr>
+        <w:t>EZServer.dll – só gerar ZERO_DELIVERY event quando sair do estado idle para delivery_starting, não not_repsonding para delivery_starting</w:t>
+      </w:r>
+    </w:p>
+    <w:p>
+      <w:pPr>
         <w:rPr>
           <w:lang w:val="pt-BR"/>
         </w:rPr>
@@ -669,281 +1140,7 @@
         <w:rPr>
           <w:lang w:val="pt-BR"/>
         </w:rPr>
-        <w:t>Correções desde 25b81B2</w:t>
-      </w:r>
-    </w:p>
-    <w:p>
-      <w:pPr>
-        <w:pStyle w:val="ListParagraph"/>
-        <w:numPr>
-          <w:ilvl w:val="0"/>
-          <w:numId w:val="22"/>
-        </w:numPr>
-        <w:rPr>
-          <w:lang w:val="pt-BR"/>
-        </w:rPr>
-      </w:pPr>
-      <w:proofErr w:type="spellStart"/>
-      <w:r>
-        <w:rPr>
-          <w:lang w:val="pt-BR"/>
-        </w:rPr>
-        <w:t>EZProbe</w:t>
-      </w:r>
-      <w:r>
-        <w:rPr>
-          <w:lang w:val="pt-BR"/>
-        </w:rPr>
-        <w:t>.hex</w:t>
-      </w:r>
-      <w:proofErr w:type="spellEnd"/>
-      <w:r>
-        <w:rPr>
-          <w:lang w:val="pt-BR"/>
-        </w:rPr>
-        <w:t xml:space="preserve"> firmware 1.00.25</w:t>
-      </w:r>
-    </w:p>
-    <w:p>
-      <w:pPr>
-        <w:pStyle w:val="ListParagraph"/>
-        <w:numPr>
-          <w:ilvl w:val="0"/>
-          <w:numId w:val="22"/>
-        </w:numPr>
-        <w:rPr>
-          <w:lang w:val="pt-BR"/>
-        </w:rPr>
-      </w:pPr>
-      <w:r>
-        <w:rPr>
-          <w:lang w:val="pt-BR"/>
-        </w:rPr>
-        <w:t>EZProbe</w:t>
-      </w:r>
-      <w:r>
-        <w:rPr>
-          <w:lang w:val="pt-BR"/>
-        </w:rPr>
-        <w:t>.exe</w:t>
-      </w:r>
-      <w:r>
-        <w:rPr>
-          <w:lang w:val="pt-BR"/>
-        </w:rPr>
-        <w:t xml:space="preserve"> app melhorias para autodetecção de sondas </w:t>
-      </w:r>
-    </w:p>
-    <w:p>
-      <w:pPr>
-        <w:pStyle w:val="ListParagraph"/>
-        <w:numPr>
-          <w:ilvl w:val="0"/>
-          <w:numId w:val="22"/>
-        </w:numPr>
-        <w:rPr>
-          <w:lang w:val="pt-BR"/>
-        </w:rPr>
-      </w:pPr>
-      <w:r>
-        <w:rPr>
-          <w:lang w:val="pt-BR"/>
-        </w:rPr>
-        <w:t>EZSoftSim</w:t>
-      </w:r>
-      <w:r>
-        <w:rPr>
-          <w:lang w:val="pt-BR"/>
-        </w:rPr>
-        <w:t>.DLL</w:t>
-      </w:r>
-      <w:r>
-        <w:rPr>
-          <w:lang w:val="pt-BR"/>
-        </w:rPr>
-        <w:t xml:space="preserve"> driver resolveu uso de CPU 100% </w:t>
-      </w:r>
-    </w:p>
-    <w:p>
-      <w:pPr>
-        <w:pStyle w:val="ListParagraph"/>
-        <w:numPr>
-          <w:ilvl w:val="0"/>
-          <w:numId w:val="22"/>
-        </w:numPr>
-        <w:rPr>
-          <w:lang w:val="pt-BR"/>
-        </w:rPr>
-      </w:pPr>
-      <w:r>
-        <w:rPr>
-          <w:lang w:val="pt-BR"/>
-        </w:rPr>
-        <w:t>EZConnect</w:t>
-      </w:r>
-      <w:r>
-        <w:rPr>
-          <w:lang w:val="pt-BR"/>
-        </w:rPr>
-        <w:t>.DLL</w:t>
-      </w:r>
-      <w:r>
-        <w:rPr>
-          <w:lang w:val="pt-BR"/>
-        </w:rPr>
-        <w:t xml:space="preserve"> resolveu problemas de travamento para Linux, e truncamento/arredondamento de preço unitário </w:t>
-      </w:r>
-    </w:p>
-    <w:p>
-      <w:pPr>
-        <w:pStyle w:val="ListParagraph"/>
-        <w:numPr>
-          <w:ilvl w:val="0"/>
-          <w:numId w:val="22"/>
-        </w:numPr>
-        <w:rPr>
-          <w:lang w:val="pt-BR"/>
-        </w:rPr>
-      </w:pPr>
-      <w:proofErr w:type="spellStart"/>
-      <w:r>
-        <w:rPr>
-          <w:lang w:val="pt-BR"/>
-        </w:rPr>
-        <w:t>EZServer</w:t>
-      </w:r>
-      <w:proofErr w:type="spellEnd"/>
-      <w:r>
-        <w:rPr>
-          <w:lang w:val="pt-BR"/>
-        </w:rPr>
-        <w:t xml:space="preserve"> editar/</w:t>
-      </w:r>
-      <w:r>
-        <w:rPr>
-          <w:lang w:val="pt-BR"/>
-        </w:rPr>
-        <w:t>salvar</w:t>
-      </w:r>
-      <w:r>
-        <w:rPr>
-          <w:lang w:val="pt-BR"/>
-        </w:rPr>
-        <w:t xml:space="preserve"> </w:t>
-      </w:r>
-      <w:proofErr w:type="spellStart"/>
-      <w:r>
-        <w:rPr>
-          <w:lang w:val="pt-BR"/>
-        </w:rPr>
-        <w:t>hostname</w:t>
-      </w:r>
-      <w:proofErr w:type="spellEnd"/>
-      <w:r>
-        <w:rPr>
-          <w:lang w:val="pt-BR"/>
-        </w:rPr>
-        <w:t xml:space="preserve"> e </w:t>
-      </w:r>
-      <w:r>
-        <w:rPr>
-          <w:lang w:val="pt-BR"/>
-        </w:rPr>
-        <w:t>endereço</w:t>
-      </w:r>
-      <w:r>
-        <w:rPr>
-          <w:lang w:val="pt-BR"/>
-        </w:rPr>
-        <w:t xml:space="preserve"> IP para Linux.</w:t>
-      </w:r>
-    </w:p>
-    <w:p>
-      <w:pPr>
-        <w:pStyle w:val="ListParagraph"/>
-        <w:numPr>
-          <w:ilvl w:val="0"/>
-          <w:numId w:val="22"/>
-        </w:numPr>
-        <w:rPr>
-          <w:lang w:val="pt-BR"/>
-        </w:rPr>
-      </w:pPr>
-      <w:r>
-        <w:rPr>
-          <w:lang w:val="pt-BR"/>
-        </w:rPr>
-        <w:t>EZEmbedded</w:t>
-      </w:r>
-      <w:r>
-        <w:rPr>
-          <w:lang w:val="pt-BR"/>
-        </w:rPr>
-        <w:t>.B2G</w:t>
-      </w:r>
-      <w:r>
-        <w:rPr>
-          <w:lang w:val="pt-BR"/>
-        </w:rPr>
-        <w:t xml:space="preserve"> firmware, melhorias no </w:t>
-      </w:r>
-      <w:r>
-        <w:rPr>
-          <w:lang w:val="pt-BR"/>
-        </w:rPr>
-        <w:t>algoritmo</w:t>
-      </w:r>
-      <w:r>
-        <w:rPr>
-          <w:lang w:val="pt-BR"/>
-        </w:rPr>
-        <w:t xml:space="preserve"> de </w:t>
-      </w:r>
-      <w:proofErr w:type="spellStart"/>
-      <w:r>
-        <w:rPr>
-          <w:lang w:val="pt-BR"/>
-        </w:rPr>
-        <w:t>auto-passthru</w:t>
-      </w:r>
-      <w:proofErr w:type="spellEnd"/>
-      <w:r>
-        <w:rPr>
-          <w:lang w:val="pt-BR"/>
-        </w:rPr>
-        <w:t xml:space="preserve"> </w:t>
-      </w:r>
-    </w:p>
-    <w:p>
-      <w:pPr>
-        <w:pStyle w:val="ListParagraph"/>
-        <w:numPr>
-          <w:ilvl w:val="0"/>
-          <w:numId w:val="22"/>
-        </w:numPr>
-        <w:rPr>
-          <w:lang w:val="pt-BR"/>
-        </w:rPr>
-      </w:pPr>
-      <w:r>
-        <w:rPr>
-          <w:lang w:val="pt-BR"/>
-        </w:rPr>
-        <w:t xml:space="preserve">Gilbarco.DLL melhorias par tratamento de protocolo 775, para </w:t>
-      </w:r>
-      <w:proofErr w:type="spellStart"/>
-      <w:r>
-        <w:rPr>
-          <w:lang w:val="pt-BR"/>
-        </w:rPr>
-        <w:t>preset</w:t>
-      </w:r>
-      <w:proofErr w:type="spellEnd"/>
-      <w:r>
-        <w:rPr>
-          <w:lang w:val="pt-BR"/>
-        </w:rPr>
-        <w:t xml:space="preserve"> e troca de preços etc. </w:t>
+        <w:t>Nova funcionalidade</w:t>
       </w:r>
     </w:p>
     <w:p>
@@ -957,179 +1154,55 @@
           <w:lang w:val="pt-BR"/>
         </w:rPr>
       </w:pPr>
-      <w:proofErr w:type="spellStart"/>
-      <w:r>
-        <w:rPr>
-          <w:lang w:val="pt-BR"/>
-        </w:rPr>
-        <w:t>EZMod</w:t>
-      </w:r>
-      <w:proofErr w:type="spellEnd"/>
-      <w:r>
-        <w:rPr>
-          <w:lang w:val="pt-BR"/>
-        </w:rPr>
-        <w:t xml:space="preserve">/EZIBr.B2G firmware – melhorias para sonda start italiana RS845 </w:t>
-      </w:r>
-    </w:p>
-    <w:p>
-      <w:pPr>
-        <w:pStyle w:val="ListParagraph"/>
-        <w:numPr>
-          <w:ilvl w:val="0"/>
-          <w:numId w:val="22"/>
-        </w:numPr>
-        <w:rPr>
-          <w:lang w:val="pt-BR"/>
-        </w:rPr>
-      </w:pPr>
-      <w:proofErr w:type="spellStart"/>
-      <w:r>
-        <w:rPr>
-          <w:lang w:val="pt-BR"/>
-        </w:rPr>
-        <w:t>EZMod</w:t>
-      </w:r>
-      <w:proofErr w:type="spellEnd"/>
-      <w:r>
-        <w:rPr>
-          <w:lang w:val="pt-BR"/>
-        </w:rPr>
-        <w:t xml:space="preserve">/EZIBr.B2G melhorias no algoritmo de </w:t>
-      </w:r>
-      <w:proofErr w:type="spellStart"/>
-      <w:r>
-        <w:rPr>
-          <w:lang w:val="pt-BR"/>
-        </w:rPr>
-        <w:t>polling</w:t>
-      </w:r>
-      <w:proofErr w:type="spellEnd"/>
-      <w:r>
-        <w:rPr>
-          <w:lang w:val="pt-BR"/>
-        </w:rPr>
-        <w:t xml:space="preserve"> para sondas de 6m </w:t>
-      </w:r>
-    </w:p>
-    <w:p>
-      <w:pPr>
-        <w:pStyle w:val="ListParagraph"/>
-        <w:numPr>
-          <w:ilvl w:val="0"/>
-          <w:numId w:val="22"/>
-        </w:numPr>
-        <w:rPr>
-          <w:lang w:val="pt-BR"/>
-        </w:rPr>
-      </w:pPr>
-      <w:r>
-        <w:rPr>
-          <w:lang w:val="pt-BR"/>
-        </w:rPr>
-        <w:t xml:space="preserve">PumpDrv.dll consertou inicialização do </w:t>
-      </w:r>
-      <w:proofErr w:type="spellStart"/>
-      <w:r>
-        <w:rPr>
-          <w:lang w:val="pt-BR"/>
-        </w:rPr>
-        <w:t>ezmod</w:t>
-      </w:r>
-      <w:proofErr w:type="spellEnd"/>
-      <w:r>
-        <w:rPr>
-          <w:lang w:val="pt-BR"/>
-        </w:rPr>
-        <w:t xml:space="preserve"> quando tem mais do que 8 sondas configurado no mesmo slot.</w:t>
-      </w:r>
-    </w:p>
-    <w:p>
-      <w:pPr>
-        <w:pStyle w:val="ListParagraph"/>
-        <w:numPr>
-          <w:ilvl w:val="0"/>
-          <w:numId w:val="22"/>
-        </w:numPr>
-        <w:rPr>
-          <w:lang w:val="pt-BR"/>
-        </w:rPr>
-      </w:pPr>
-      <w:proofErr w:type="spellStart"/>
-      <w:r>
-        <w:rPr>
-          <w:lang w:val="pt-BR"/>
-        </w:rPr>
-        <w:t>EZExtract</w:t>
-      </w:r>
-      <w:proofErr w:type="spellEnd"/>
-      <w:r>
-        <w:rPr>
-          <w:lang w:val="pt-BR"/>
-        </w:rPr>
-        <w:t xml:space="preserve">-concertou </w:t>
-      </w:r>
-      <w:proofErr w:type="spellStart"/>
-      <w:r>
-        <w:rPr>
-          <w:lang w:val="pt-BR"/>
-        </w:rPr>
-        <w:t>import</w:t>
-      </w:r>
-      <w:proofErr w:type="spellEnd"/>
-      <w:r>
-        <w:rPr>
-          <w:lang w:val="pt-BR"/>
-        </w:rPr>
-        <w:t xml:space="preserve"> de tanque quando tem Tanque Virtual link zerado, e mostrar erros com mais detalha para ajudar no diagnostico</w:t>
-      </w:r>
-    </w:p>
-    <w:p>
-      <w:pPr>
-        <w:pStyle w:val="ListParagraph"/>
-        <w:numPr>
-          <w:ilvl w:val="0"/>
-          <w:numId w:val="22"/>
-        </w:numPr>
-        <w:rPr>
-          <w:lang w:val="pt-BR"/>
-        </w:rPr>
-      </w:pPr>
-      <w:r>
-        <w:rPr>
-          <w:lang w:val="pt-BR"/>
-        </w:rPr>
-        <w:lastRenderedPageBreak/>
-        <w:t>EZDriver.ini – dois tipos de bombas novas ‘Prime 775 TTL</w:t>
-      </w:r>
-      <w:proofErr w:type="gramStart"/>
-      <w:r>
-        <w:rPr>
-          <w:lang w:val="pt-BR"/>
-        </w:rPr>
-        <w:t>’  e</w:t>
-      </w:r>
-      <w:proofErr w:type="gramEnd"/>
-      <w:r>
-        <w:rPr>
-          <w:lang w:val="pt-BR"/>
-        </w:rPr>
-        <w:t xml:space="preserve"> ‘Prime 664 TTL’ para quando tem Prime IoT instalado numa bomba </w:t>
-      </w:r>
-      <w:proofErr w:type="spellStart"/>
-      <w:r>
-        <w:rPr>
-          <w:lang w:val="pt-BR"/>
-        </w:rPr>
-        <w:t>Gilbarco</w:t>
-      </w:r>
-      <w:proofErr w:type="spellEnd"/>
-      <w:r>
-        <w:rPr>
-          <w:lang w:val="pt-BR"/>
-        </w:rPr>
-        <w:t xml:space="preserve"> </w:t>
-      </w:r>
+      <w:r>
+        <w:rPr>
+          <w:lang w:val="pt-BR"/>
+        </w:rPr>
+        <w:t xml:space="preserve">EZServer.DLL – funcionalidade de tanque virtual introduzido </w:t>
+      </w:r>
+    </w:p>
+    <w:p>
+      <w:pPr>
+        <w:pStyle w:val="ListParagraph"/>
+        <w:numPr>
+          <w:ilvl w:val="0"/>
+          <w:numId w:val="20"/>
+        </w:numPr>
+        <w:rPr>
+          <w:lang w:val="pt-BR"/>
+        </w:rPr>
+      </w:pPr>
+      <w:r>
+        <w:rPr>
+          <w:lang w:val="pt-BR"/>
+        </w:rPr>
+        <w:t xml:space="preserve">Firmware 1645 – suporte para sonda start italiana RS845 </w:t>
+      </w:r>
+    </w:p>
+    <w:p>
+      <w:pPr>
+        <w:pStyle w:val="ListParagraph"/>
+        <w:numPr>
+          <w:ilvl w:val="0"/>
+          <w:numId w:val="20"/>
+        </w:numPr>
+        <w:rPr>
+          <w:lang w:val="pt-BR"/>
+        </w:rPr>
+      </w:pPr>
+      <w:r>
+        <w:rPr>
+          <w:lang w:val="pt-BR"/>
+        </w:rPr>
+        <w:t>EZProbe.hex 1.00.23 – melhor tratamento de pulse e novo target voltage.</w:t>
+      </w:r>
+    </w:p>
+    <w:p>
+      <w:pPr>
+        <w:rPr>
+          <w:lang w:val="pt-BR"/>
+        </w:rPr>
+      </w:pPr>
     </w:p>
     <w:p>
       <w:pPr>
@@ -1142,80 +1215,57 @@
         <w:rPr>
           <w:lang w:val="pt-BR"/>
         </w:rPr>
-        <w:t>Correções desde 25b80B20</w:t>
-      </w:r>
-    </w:p>
-    <w:p>
-      <w:pPr>
-        <w:pStyle w:val="ListParagraph"/>
-        <w:numPr>
-          <w:ilvl w:val="0"/>
-          <w:numId w:val="21"/>
-        </w:numPr>
-        <w:rPr>
-          <w:lang w:val="pt-BR"/>
-        </w:rPr>
-      </w:pPr>
-      <w:r>
-        <w:rPr>
-          <w:lang w:val="pt-BR"/>
-        </w:rPr>
-        <w:t>EZClient.DLL – Vazamento de memória, melhorias na conexão de sockets</w:t>
-      </w:r>
-    </w:p>
-    <w:p>
-      <w:pPr>
-        <w:pStyle w:val="ListParagraph"/>
-        <w:numPr>
-          <w:ilvl w:val="0"/>
-          <w:numId w:val="21"/>
-        </w:numPr>
-        <w:rPr>
-          <w:lang w:val="pt-BR"/>
-        </w:rPr>
-      </w:pPr>
-      <w:r>
-        <w:rPr>
-          <w:lang w:val="pt-BR"/>
-        </w:rPr>
-        <w:t xml:space="preserve">EZMonitor.exe – Suporte para impressora Elgin I9 </w:t>
-      </w:r>
-    </w:p>
-    <w:p>
-      <w:pPr>
-        <w:pStyle w:val="ListParagraph"/>
-        <w:numPr>
-          <w:ilvl w:val="0"/>
-          <w:numId w:val="21"/>
-        </w:numPr>
-        <w:rPr>
-          <w:lang w:val="pt-BR"/>
-        </w:rPr>
-      </w:pPr>
-      <w:r>
-        <w:rPr>
-          <w:lang w:val="pt-BR"/>
-        </w:rPr>
-        <w:t xml:space="preserve">EZServer.DLL – Não salvando os níveis de tanque teorético no banco </w:t>
-      </w:r>
-    </w:p>
-    <w:p>
-      <w:pPr>
-        <w:pStyle w:val="ListParagraph"/>
-        <w:numPr>
-          <w:ilvl w:val="0"/>
-          <w:numId w:val="21"/>
-        </w:numPr>
-        <w:rPr>
-          <w:lang w:val="pt-BR"/>
-        </w:rPr>
-      </w:pPr>
-      <w:r>
-        <w:rPr>
-          <w:lang w:val="pt-BR"/>
-        </w:rPr>
-        <w:t xml:space="preserve">EZPrint.exe – suporte para Elgin I9,  </w:t>
-      </w:r>
+        <w:t>Correções desde 25b80B18</w:t>
+      </w:r>
+    </w:p>
+    <w:p>
+      <w:pPr>
+        <w:pStyle w:val="ListParagraph"/>
+        <w:numPr>
+          <w:ilvl w:val="0"/>
+          <w:numId w:val="17"/>
+        </w:numPr>
+        <w:rPr>
+          <w:lang w:val="pt-BR"/>
+        </w:rPr>
+      </w:pPr>
+      <w:r>
+        <w:rPr>
+          <w:lang w:val="pt-BR"/>
+        </w:rPr>
+        <w:t>EZServer.DLL – Tratamento de odometro quando o abastecimento é reservado pelo conecttec. Limpa frentista e cliente tag quando autorização é automatico.</w:t>
+      </w:r>
+    </w:p>
+    <w:p>
+      <w:pPr>
+        <w:pStyle w:val="ListParagraph"/>
+        <w:numPr>
+          <w:ilvl w:val="0"/>
+          <w:numId w:val="17"/>
+        </w:numPr>
+        <w:rPr>
+          <w:lang w:val="pt-BR"/>
+        </w:rPr>
+      </w:pPr>
+      <w:r>
+        <w:rPr>
+          <w:lang w:val="pt-BR"/>
+        </w:rPr>
+        <w:t xml:space="preserve">EZConnect.DLL – Tratamento de re-conexão melhorada, </w:t>
+      </w:r>
+      <w:r>
+        <w:rPr>
+          <w:lang w:val="pt-BR"/>
+        </w:rPr>
+        <w:t xml:space="preserve">Zero Abastecimento etc </w:t>
+      </w:r>
+    </w:p>
+    <w:p>
+      <w:pPr>
+        <w:rPr>
+          <w:lang w:val="pt-BR"/>
+        </w:rPr>
+      </w:pPr>
     </w:p>
     <w:p>
       <w:pPr>
@@ -1228,470 +1278,7 @@
         <w:rPr>
           <w:lang w:val="pt-BR"/>
         </w:rPr>
-        <w:t>Correções desde 25b80B19</w:t>
-      </w:r>
-    </w:p>
-    <w:p>
-      <w:pPr>
-        <w:pStyle w:val="ListParagraph"/>
-        <w:numPr>
-          <w:ilvl w:val="0"/>
-          <w:numId w:val="19"/>
-        </w:numPr>
-        <w:rPr>
-          <w:lang w:val="pt-BR"/>
-        </w:rPr>
-      </w:pPr>
-      <w:r>
-        <w:rPr>
-          <w:lang w:val="pt-BR"/>
-        </w:rPr>
-        <w:t xml:space="preserve">EZServer.DLL – API </w:t>
-      </w:r>
-      <w:proofErr w:type="spellStart"/>
-      <w:r>
-        <w:rPr>
-          <w:lang w:val="pt-BR"/>
-        </w:rPr>
-        <w:t>SetHosePrices</w:t>
-      </w:r>
-      <w:proofErr w:type="spellEnd"/>
-      <w:r>
-        <w:rPr>
-          <w:lang w:val="pt-BR"/>
-        </w:rPr>
-        <w:t xml:space="preserve"> não salvando os preços.</w:t>
-      </w:r>
-    </w:p>
-    <w:p>
-      <w:pPr>
-        <w:pStyle w:val="ListParagraph"/>
-        <w:numPr>
-          <w:ilvl w:val="0"/>
-          <w:numId w:val="19"/>
-        </w:numPr>
-        <w:rPr>
-          <w:lang w:val="pt-BR"/>
-        </w:rPr>
-      </w:pPr>
-      <w:r>
-        <w:rPr>
-          <w:lang w:val="pt-BR"/>
-        </w:rPr>
-        <w:t xml:space="preserve">EZServer.DLL – </w:t>
-      </w:r>
-      <w:proofErr w:type="spellStart"/>
-      <w:r>
-        <w:rPr>
-          <w:lang w:val="pt-BR"/>
-        </w:rPr>
-        <w:t>SetZigBeeProperties</w:t>
-      </w:r>
-      <w:proofErr w:type="spellEnd"/>
-      <w:r>
-        <w:rPr>
-          <w:lang w:val="pt-BR"/>
-        </w:rPr>
-        <w:t xml:space="preserve"> não salvando se somente o tipo </w:t>
-      </w:r>
-      <w:r>
-        <w:rPr>
-          <w:lang w:val="pt-BR"/>
-        </w:rPr>
-        <w:t xml:space="preserve">de device </w:t>
-      </w:r>
-      <w:r>
-        <w:rPr>
-          <w:lang w:val="pt-BR"/>
-        </w:rPr>
-        <w:t>foi alterado.</w:t>
-      </w:r>
-    </w:p>
-    <w:p>
-      <w:pPr>
-        <w:pStyle w:val="ListParagraph"/>
-        <w:numPr>
-          <w:ilvl w:val="0"/>
-          <w:numId w:val="19"/>
-        </w:numPr>
-        <w:rPr>
-          <w:lang w:val="pt-BR"/>
-        </w:rPr>
-      </w:pPr>
-      <w:r>
-        <w:rPr>
-          <w:lang w:val="pt-BR"/>
-        </w:rPr>
-        <w:t xml:space="preserve">EZServer.DLL – O nível de água não inclui o offset configurado </w:t>
-      </w:r>
-      <w:r>
-        <w:rPr>
-          <w:lang w:val="pt-BR"/>
-        </w:rPr>
-        <w:t>pelo tanque</w:t>
-      </w:r>
-      <w:r>
-        <w:rPr>
-          <w:lang w:val="pt-BR"/>
-        </w:rPr>
-        <w:t>.</w:t>
-      </w:r>
-    </w:p>
-    <w:p>
-      <w:pPr>
-        <w:pStyle w:val="ListParagraph"/>
-        <w:numPr>
-          <w:ilvl w:val="0"/>
-          <w:numId w:val="19"/>
-        </w:numPr>
-        <w:rPr>
-          <w:lang w:val="pt-BR"/>
-        </w:rPr>
-      </w:pPr>
-      <w:r>
-        <w:rPr>
-          <w:lang w:val="pt-BR"/>
-        </w:rPr>
-        <w:t xml:space="preserve">Firmware 1645 – Alterando o PANID para 0xFFFF agora desabilita o </w:t>
-      </w:r>
-      <w:proofErr w:type="spellStart"/>
-      <w:r>
-        <w:rPr>
-          <w:lang w:val="pt-BR"/>
-        </w:rPr>
-        <w:t>ZigBee</w:t>
-      </w:r>
-      <w:proofErr w:type="spellEnd"/>
-      <w:r>
-        <w:rPr>
-          <w:lang w:val="pt-BR"/>
-        </w:rPr>
-        <w:t xml:space="preserve"> </w:t>
-      </w:r>
-    </w:p>
-    <w:p>
-      <w:pPr>
-        <w:pStyle w:val="ListParagraph"/>
-        <w:numPr>
-          <w:ilvl w:val="0"/>
-          <w:numId w:val="19"/>
-        </w:numPr>
-        <w:rPr>
-          <w:lang w:val="pt-BR"/>
-        </w:rPr>
-      </w:pPr>
-      <w:r>
-        <w:rPr>
-          <w:lang w:val="pt-BR"/>
-        </w:rPr>
-        <w:t xml:space="preserve">EZServer.DLL – Abriu a faixa de número de produto para entre 1 e 1000000 </w:t>
-      </w:r>
-    </w:p>
-    <w:p>
-      <w:pPr>
-        <w:pStyle w:val="ListParagraph"/>
-        <w:numPr>
-          <w:ilvl w:val="0"/>
-          <w:numId w:val="19"/>
-        </w:numPr>
-        <w:rPr>
-          <w:lang w:val="pt-BR"/>
-        </w:rPr>
-      </w:pPr>
-      <w:r>
-        <w:rPr>
-          <w:lang w:val="pt-BR"/>
-        </w:rPr>
-        <w:t xml:space="preserve">EZDriver.ini – </w:t>
-      </w:r>
-      <w:proofErr w:type="spellStart"/>
-      <w:r>
-        <w:rPr>
-          <w:lang w:val="pt-BR"/>
-        </w:rPr>
-        <w:t>gilbarco</w:t>
-      </w:r>
-      <w:proofErr w:type="spellEnd"/>
-      <w:r>
-        <w:rPr>
-          <w:lang w:val="pt-BR"/>
-        </w:rPr>
-        <w:t xml:space="preserve"> driver </w:t>
-      </w:r>
-      <w:proofErr w:type="spellStart"/>
-      <w:r>
-        <w:rPr>
-          <w:lang w:val="pt-BR"/>
-        </w:rPr>
-        <w:t>InterCharDelay</w:t>
-      </w:r>
-      <w:proofErr w:type="spellEnd"/>
-      <w:r>
-        <w:rPr>
-          <w:lang w:val="pt-BR"/>
-        </w:rPr>
-        <w:t xml:space="preserve"> voltou para20ms, menos para novo tipo </w:t>
-      </w:r>
-      <w:proofErr w:type="spellStart"/>
-      <w:r>
-        <w:rPr>
-          <w:lang w:val="pt-BR"/>
-        </w:rPr>
-        <w:t>Gilbarco</w:t>
-      </w:r>
-      <w:proofErr w:type="spellEnd"/>
-      <w:r>
-        <w:rPr>
-          <w:lang w:val="pt-BR"/>
-        </w:rPr>
-        <w:t xml:space="preserve"> PHX que fica com 70ms</w:t>
-      </w:r>
-    </w:p>
-    <w:p>
-      <w:pPr>
-        <w:pStyle w:val="ListParagraph"/>
-        <w:numPr>
-          <w:ilvl w:val="0"/>
-          <w:numId w:val="19"/>
-        </w:numPr>
-        <w:rPr>
-          <w:lang w:val="pt-BR"/>
-        </w:rPr>
-      </w:pPr>
-      <w:r>
-        <w:rPr>
-          <w:lang w:val="pt-BR"/>
-        </w:rPr>
-        <w:t xml:space="preserve">EZserver.dll – Manda preço temporário antes do </w:t>
-      </w:r>
-      <w:proofErr w:type="spellStart"/>
-      <w:r>
-        <w:rPr>
-          <w:lang w:val="pt-BR"/>
-        </w:rPr>
-        <w:t>preset</w:t>
-      </w:r>
-      <w:proofErr w:type="spellEnd"/>
-      <w:r>
-        <w:rPr>
-          <w:lang w:val="pt-BR"/>
-        </w:rPr>
-        <w:t xml:space="preserve"> para a bomba para evitar perda de </w:t>
-      </w:r>
-      <w:proofErr w:type="spellStart"/>
-      <w:r>
-        <w:rPr>
-          <w:lang w:val="pt-BR"/>
-        </w:rPr>
-        <w:t>preset</w:t>
-      </w:r>
-      <w:proofErr w:type="spellEnd"/>
-    </w:p>
-    <w:p>
-      <w:pPr>
-        <w:pStyle w:val="ListParagraph"/>
-        <w:numPr>
-          <w:ilvl w:val="0"/>
-          <w:numId w:val="19"/>
-        </w:numPr>
-        <w:rPr>
-          <w:lang w:val="pt-BR"/>
-        </w:rPr>
-      </w:pPr>
-      <w:r>
-        <w:rPr>
-          <w:lang w:val="pt-BR"/>
-        </w:rPr>
-        <w:t xml:space="preserve">EZServer.dll – só gerar ZERO_DELIVERY </w:t>
-      </w:r>
-      <w:proofErr w:type="spellStart"/>
-      <w:r>
-        <w:rPr>
-          <w:lang w:val="pt-BR"/>
-        </w:rPr>
-        <w:t>event</w:t>
-      </w:r>
-      <w:proofErr w:type="spellEnd"/>
-      <w:r>
-        <w:rPr>
-          <w:lang w:val="pt-BR"/>
-        </w:rPr>
-        <w:t xml:space="preserve"> quando sair do estado </w:t>
-      </w:r>
-      <w:proofErr w:type="spellStart"/>
-      <w:r>
-        <w:rPr>
-          <w:lang w:val="pt-BR"/>
-        </w:rPr>
-        <w:t>idle</w:t>
-      </w:r>
-      <w:proofErr w:type="spellEnd"/>
-      <w:r>
-        <w:rPr>
-          <w:lang w:val="pt-BR"/>
-        </w:rPr>
-        <w:t xml:space="preserve"> para </w:t>
-      </w:r>
-      <w:proofErr w:type="spellStart"/>
-      <w:r>
-        <w:rPr>
-          <w:lang w:val="pt-BR"/>
-        </w:rPr>
-        <w:t>delivery_starting</w:t>
-      </w:r>
-      <w:proofErr w:type="spellEnd"/>
-      <w:r>
-        <w:rPr>
-          <w:lang w:val="pt-BR"/>
-        </w:rPr>
-        <w:t xml:space="preserve">, não </w:t>
-      </w:r>
-      <w:proofErr w:type="spellStart"/>
-      <w:r>
-        <w:rPr>
-          <w:lang w:val="pt-BR"/>
-        </w:rPr>
-        <w:t>not_repsonding</w:t>
-      </w:r>
-      <w:proofErr w:type="spellEnd"/>
-      <w:r>
-        <w:rPr>
-          <w:lang w:val="pt-BR"/>
-        </w:rPr>
-        <w:t xml:space="preserve"> para </w:t>
-      </w:r>
-      <w:proofErr w:type="spellStart"/>
-      <w:r>
-        <w:rPr>
-          <w:lang w:val="pt-BR"/>
-        </w:rPr>
-        <w:t>delivery_starting</w:t>
-      </w:r>
-      <w:proofErr w:type="spellEnd"/>
-    </w:p>
-    <w:p>
-      <w:pPr>
-        <w:rPr>
-          <w:lang w:val="pt-BR"/>
-        </w:rPr>
-      </w:pPr>
-    </w:p>
-    <w:p>
-      <w:pPr>
-        <w:rPr>
-          <w:lang w:val="pt-BR"/>
-        </w:rPr>
-      </w:pPr>
-    </w:p>
-    <w:p>
-      <w:pPr>
-        <w:pStyle w:val="Heading2"/>
-        <w:rPr>
-          <w:lang w:val="pt-BR"/>
-        </w:rPr>
-      </w:pPr>
-      <w:r>
-        <w:rPr>
-          <w:lang w:val="pt-BR"/>
-        </w:rPr>
-        <w:t>Nova funcionalidade</w:t>
-      </w:r>
-    </w:p>
-    <w:p>
-      <w:pPr>
-        <w:pStyle w:val="ListParagraph"/>
-        <w:numPr>
-          <w:ilvl w:val="0"/>
-          <w:numId w:val="20"/>
-        </w:numPr>
-        <w:rPr>
-          <w:lang w:val="pt-BR"/>
-        </w:rPr>
-      </w:pPr>
-      <w:r>
-        <w:rPr>
-          <w:lang w:val="pt-BR"/>
-        </w:rPr>
-        <w:t xml:space="preserve">EZServer.DLL – funcionalidade de tanque virtual introduzido </w:t>
-      </w:r>
-    </w:p>
-    <w:p>
-      <w:pPr>
-        <w:pStyle w:val="ListParagraph"/>
-        <w:numPr>
-          <w:ilvl w:val="0"/>
-          <w:numId w:val="20"/>
-        </w:numPr>
-        <w:rPr>
-          <w:lang w:val="pt-BR"/>
-        </w:rPr>
-      </w:pPr>
-      <w:r>
-        <w:rPr>
-          <w:lang w:val="pt-BR"/>
-        </w:rPr>
-        <w:t xml:space="preserve">Firmware 1645 – suporte para sonda start italiana RS845 </w:t>
-      </w:r>
-    </w:p>
-    <w:p>
-      <w:pPr>
-        <w:pStyle w:val="ListParagraph"/>
-        <w:numPr>
-          <w:ilvl w:val="0"/>
-          <w:numId w:val="20"/>
-        </w:numPr>
-        <w:rPr>
-          <w:lang w:val="pt-BR"/>
-        </w:rPr>
-      </w:pPr>
-      <w:proofErr w:type="spellStart"/>
-      <w:r>
-        <w:rPr>
-          <w:lang w:val="pt-BR"/>
-        </w:rPr>
-        <w:t>EZProbe.hex</w:t>
-      </w:r>
-      <w:proofErr w:type="spellEnd"/>
-      <w:r>
-        <w:rPr>
-          <w:lang w:val="pt-BR"/>
-        </w:rPr>
-        <w:t xml:space="preserve"> 1.00.23 – melhor tratamento de pulse e novo target </w:t>
-      </w:r>
-      <w:proofErr w:type="spellStart"/>
-      <w:r>
-        <w:rPr>
-          <w:lang w:val="pt-BR"/>
-        </w:rPr>
-        <w:t>voltage</w:t>
-      </w:r>
-      <w:proofErr w:type="spellEnd"/>
-      <w:r>
-        <w:rPr>
-          <w:lang w:val="pt-BR"/>
-        </w:rPr>
-        <w:t>.</w:t>
-      </w:r>
-    </w:p>
-    <w:p>
-      <w:pPr>
-        <w:rPr>
-          <w:lang w:val="pt-BR"/>
-        </w:rPr>
-      </w:pPr>
-    </w:p>
-    <w:p>
-      <w:pPr>
-        <w:pStyle w:val="Heading2"/>
-        <w:rPr>
-          <w:lang w:val="pt-BR"/>
-        </w:rPr>
-      </w:pPr>
-      <w:r>
-        <w:rPr>
-          <w:lang w:val="pt-BR"/>
-        </w:rPr>
-        <w:t>Correções desde 25b80B18</w:t>
+        <w:t>Correções desde 25b80B17</w:t>
       </w:r>
     </w:p>
     <w:p>
@@ -1709,7 +1296,31 @@
         <w:rPr>
           <w:lang w:val="pt-BR"/>
         </w:rPr>
-        <w:t>EZServer.DLL – Tratamento de odometro quando o abastecimento é reservado pelo conecttec. Limpa frentista e cliente tag quando autorização é automatico.</w:t>
+        <w:t xml:space="preserve">PumpDrv.DLL – </w:t>
+      </w:r>
+      <w:r>
+        <w:rPr>
+          <w:lang w:val="pt-BR"/>
+        </w:rPr>
+        <w:t xml:space="preserve">coreção para </w:t>
+      </w:r>
+      <w:r>
+        <w:rPr>
+          <w:lang w:val="pt-BR"/>
+        </w:rPr>
+        <w:t xml:space="preserve">mapeamento dos PAs para bombas de 4 PAs </w:t>
+      </w:r>
+      <w:r>
+        <w:rPr>
+          <w:lang w:val="pt-BR"/>
+        </w:rPr>
+        <w:t xml:space="preserve">para dois leitores </w:t>
+      </w:r>
+      <w:r>
+        <w:rPr>
+          <w:lang w:val="pt-BR"/>
+        </w:rPr>
+        <w:t>em modo ezremote offline.</w:t>
       </w:r>
     </w:p>
     <w:p>
@@ -1727,62 +1338,43 @@
         <w:rPr>
           <w:lang w:val="pt-BR"/>
         </w:rPr>
-        <w:t xml:space="preserve">EZConnect.DLL – Tratamento de </w:t>
-      </w:r>
-      <w:proofErr w:type="gramStart"/>
-      <w:r>
-        <w:rPr>
-          <w:lang w:val="pt-BR"/>
-        </w:rPr>
-        <w:t>re-conexão</w:t>
-      </w:r>
-      <w:proofErr w:type="gramEnd"/>
-      <w:r>
-        <w:rPr>
-          <w:lang w:val="pt-BR"/>
-        </w:rPr>
-        <w:t xml:space="preserve"> melhorada, </w:t>
-      </w:r>
-      <w:r>
-        <w:rPr>
-          <w:lang w:val="pt-BR"/>
-        </w:rPr>
-        <w:t xml:space="preserve">Zero </w:t>
-      </w:r>
-      <w:proofErr w:type="gramStart"/>
-      <w:r>
-        <w:rPr>
-          <w:lang w:val="pt-BR"/>
-        </w:rPr>
-        <w:t>Abastecimento etc</w:t>
-      </w:r>
-      <w:proofErr w:type="gramEnd"/>
-      <w:r>
-        <w:rPr>
-          <w:lang w:val="pt-BR"/>
-        </w:rPr>
-        <w:t xml:space="preserve"> </w:t>
-      </w:r>
-    </w:p>
-    <w:p>
-      <w:pPr>
-        <w:rPr>
-          <w:lang w:val="pt-BR"/>
-        </w:rPr>
-      </w:pPr>
-    </w:p>
-    <w:p>
-      <w:pPr>
-        <w:pStyle w:val="Heading2"/>
-        <w:rPr>
-          <w:lang w:val="pt-BR"/>
-        </w:rPr>
-      </w:pPr>
-      <w:r>
-        <w:rPr>
-          <w:lang w:val="pt-BR"/>
-        </w:rPr>
-        <w:t>Correções desde 25b80B17</w:t>
+        <w:t>EZServer.DLL – Melh</w:t>
+      </w:r>
+      <w:r>
+        <w:rPr>
+          <w:lang w:val="pt-BR"/>
+        </w:rPr>
+        <w:t>o</w:t>
+      </w:r>
+      <w:r>
+        <w:rPr>
+          <w:lang w:val="pt-BR"/>
+        </w:rPr>
+        <w:t xml:space="preserve">rou tratamento de tags </w:t>
+      </w:r>
+      <w:r>
+        <w:rPr>
+          <w:lang w:val="pt-BR"/>
+        </w:rPr>
+        <w:t>na cache para</w:t>
+      </w:r>
+      <w:r>
+        <w:rPr>
+          <w:lang w:val="pt-BR"/>
+        </w:rPr>
+        <w:t xml:space="preserve"> abastecimento</w:t>
+      </w:r>
+      <w:r>
+        <w:rPr>
+          <w:lang w:val="pt-BR"/>
+        </w:rPr>
+        <w:t>s</w:t>
+      </w:r>
+      <w:r>
+        <w:rPr>
+          <w:lang w:val="pt-BR"/>
+        </w:rPr>
+        <w:t xml:space="preserve"> modo ezremote offline.</w:t>
       </w:r>
     </w:p>
     <w:p>
@@ -1800,31 +1392,13 @@
         <w:rPr>
           <w:lang w:val="pt-BR"/>
         </w:rPr>
-        <w:t xml:space="preserve">PumpDrv.DLL – </w:t>
-      </w:r>
-      <w:r>
-        <w:rPr>
-          <w:lang w:val="pt-BR"/>
-        </w:rPr>
-        <w:t xml:space="preserve">coreção para </w:t>
-      </w:r>
-      <w:r>
-        <w:rPr>
-          <w:lang w:val="pt-BR"/>
-        </w:rPr>
-        <w:t xml:space="preserve">mapeamento dos PAs para bombas de 4 PAs </w:t>
-      </w:r>
-      <w:r>
-        <w:rPr>
-          <w:lang w:val="pt-BR"/>
-        </w:rPr>
-        <w:t xml:space="preserve">para dois leitores </w:t>
-      </w:r>
-      <w:r>
-        <w:rPr>
-          <w:lang w:val="pt-BR"/>
-        </w:rPr>
-        <w:t>em modo ezremote offline.</w:t>
+        <w:t xml:space="preserve">EZProbe.exe – Menu `?` dentro do calibraition menu oferecendo </w:t>
+      </w:r>
+      <w:r>
+        <w:rPr>
+          <w:lang w:val="pt-BR"/>
+        </w:rPr>
+        <w:t xml:space="preserve">opções de calibração manual </w:t>
       </w:r>
     </w:p>
     <w:p>
@@ -1842,113 +1416,7 @@
         <w:rPr>
           <w:lang w:val="pt-BR"/>
         </w:rPr>
-        <w:t>EZServer.DLL – Melh</w:t>
-      </w:r>
-      <w:r>
-        <w:rPr>
-          <w:lang w:val="pt-BR"/>
-        </w:rPr>
-        <w:t>o</w:t>
-      </w:r>
-      <w:r>
-        <w:rPr>
-          <w:lang w:val="pt-BR"/>
-        </w:rPr>
-        <w:t xml:space="preserve">rou tratamento de tags </w:t>
-      </w:r>
-      <w:r>
-        <w:rPr>
-          <w:lang w:val="pt-BR"/>
-        </w:rPr>
-        <w:t>na cache para</w:t>
-      </w:r>
-      <w:r>
-        <w:rPr>
-          <w:lang w:val="pt-BR"/>
-        </w:rPr>
-        <w:t xml:space="preserve"> abastecimento</w:t>
-      </w:r>
-      <w:r>
-        <w:rPr>
-          <w:lang w:val="pt-BR"/>
-        </w:rPr>
-        <w:t>s</w:t>
-      </w:r>
-      <w:r>
-        <w:rPr>
-          <w:lang w:val="pt-BR"/>
-        </w:rPr>
-        <w:t xml:space="preserve"> modo ezremote offline.</w:t>
-      </w:r>
-    </w:p>
-    <w:p>
-      <w:pPr>
-        <w:pStyle w:val="ListParagraph"/>
-        <w:numPr>
-          <w:ilvl w:val="0"/>
-          <w:numId w:val="17"/>
-        </w:numPr>
-        <w:rPr>
-          <w:lang w:val="pt-BR"/>
-        </w:rPr>
-      </w:pPr>
-      <w:r>
-        <w:rPr>
-          <w:lang w:val="pt-BR"/>
-        </w:rPr>
-        <w:t xml:space="preserve">EZProbe.exe – Menu </w:t>
-      </w:r>
-      <w:proofErr w:type="gramStart"/>
-      <w:r>
-        <w:rPr>
-          <w:lang w:val="pt-BR"/>
-        </w:rPr>
-        <w:t>`?`</w:t>
-      </w:r>
-      <w:proofErr w:type="gramEnd"/>
-      <w:r>
-        <w:rPr>
-          <w:lang w:val="pt-BR"/>
-        </w:rPr>
-        <w:t xml:space="preserve"> dentro do calibraition menu oferecendo </w:t>
-      </w:r>
-      <w:r>
-        <w:rPr>
-          <w:lang w:val="pt-BR"/>
-        </w:rPr>
-        <w:t xml:space="preserve">opções de calibração manual </w:t>
-      </w:r>
-    </w:p>
-    <w:p>
-      <w:pPr>
-        <w:pStyle w:val="ListParagraph"/>
-        <w:numPr>
-          <w:ilvl w:val="0"/>
-          <w:numId w:val="17"/>
-        </w:numPr>
-        <w:rPr>
-          <w:lang w:val="pt-BR"/>
-        </w:rPr>
-      </w:pPr>
-      <w:r>
-        <w:rPr>
-          <w:lang w:val="pt-BR"/>
-        </w:rPr>
-        <w:t xml:space="preserve">EZProbe.hex – 1.0.2.1 melhorias na tratamente de sinal baixo e localizaç~co da boia de </w:t>
-      </w:r>
-      <w:proofErr w:type="gramStart"/>
-      <w:r>
-        <w:rPr>
-          <w:lang w:val="pt-BR"/>
-        </w:rPr>
-        <w:t>agua</w:t>
-      </w:r>
-      <w:proofErr w:type="gramEnd"/>
-      <w:r>
-        <w:rPr>
-          <w:lang w:val="pt-BR"/>
-        </w:rPr>
-        <w:t>.</w:t>
+        <w:t>EZProbe.hex – 1.0.2.1 melhorias na tratamente de sinal baixo e localizaç~co da boia de agua.</w:t>
       </w:r>
     </w:p>
     <w:p>
@@ -2030,35 +1498,7 @@
         <w:rPr>
           <w:lang w:val="pt-BR"/>
         </w:rPr>
-        <w:t xml:space="preserve">EZServer.DLL – erro de tratamento de sonda EZProbe quando o tipo de medição é configurado </w:t>
-      </w:r>
-      <w:proofErr w:type="gramStart"/>
-      <w:r>
-        <w:rPr>
-          <w:lang w:val="pt-BR"/>
-        </w:rPr>
-        <w:t>com Medido</w:t>
-      </w:r>
-      <w:proofErr w:type="gramEnd"/>
-      <w:r>
-        <w:rPr>
-          <w:lang w:val="pt-BR"/>
-        </w:rPr>
-        <w:t xml:space="preserve"> (reservado para </w:t>
-      </w:r>
-      <w:proofErr w:type="gramStart"/>
-      <w:r>
-        <w:rPr>
-          <w:lang w:val="pt-BR"/>
-        </w:rPr>
-        <w:t>ATGs )</w:t>
-      </w:r>
-      <w:proofErr w:type="gramEnd"/>
-      <w:r>
-        <w:rPr>
-          <w:lang w:val="pt-BR"/>
-        </w:rPr>
-        <w:t xml:space="preserve"> </w:t>
+        <w:t xml:space="preserve">EZServer.DLL – erro de tratamento de sonda EZProbe quando o tipo de medição é configurado com Medido (reservado para ATGs ) </w:t>
       </w:r>
     </w:p>
     <w:p>
@@ -2094,21 +1534,7 @@
         <w:rPr>
           <w:lang w:val="pt-BR"/>
         </w:rPr>
-        <w:t xml:space="preserve">ExcelBr.DLL – corrigiu interface com sensores quando não tem sonda </w:t>
-      </w:r>
-      <w:proofErr w:type="gramStart"/>
-      <w:r>
-        <w:rPr>
-          <w:lang w:val="pt-BR"/>
-        </w:rPr>
-        <w:t>numero</w:t>
-      </w:r>
-      <w:proofErr w:type="gramEnd"/>
-      <w:r>
-        <w:rPr>
-          <w:lang w:val="pt-BR"/>
-        </w:rPr>
-        <w:t xml:space="preserve"> 1 sendo ExcelBr </w:t>
+        <w:t xml:space="preserve">ExcelBr.DLL – corrigiu interface com sensores quando não tem sonda numero 1 sendo ExcelBr </w:t>
       </w:r>
     </w:p>
     <w:p>
@@ -2291,21 +1717,7 @@
         <w:rPr>
           <w:lang w:val="pt-BR"/>
         </w:rPr>
-        <w:t xml:space="preserve">ração de offset de boais de </w:t>
-      </w:r>
-      <w:proofErr w:type="gramStart"/>
-      <w:r>
-        <w:rPr>
-          <w:lang w:val="pt-BR"/>
-        </w:rPr>
-        <w:t>agua</w:t>
-      </w:r>
-      <w:proofErr w:type="gramEnd"/>
-      <w:r>
-        <w:rPr>
-          <w:lang w:val="pt-BR"/>
-        </w:rPr>
-        <w:t xml:space="preserve"> e combustível para sondas XPTec </w:t>
+        <w:t xml:space="preserve">ração de offset de boais de agua e combustível para sondas XPTec </w:t>
       </w:r>
       <w:r>
         <w:rPr>
@@ -2313,14 +1725,12 @@
         </w:rPr>
         <w:t xml:space="preserve">e </w:t>
       </w:r>
-      <w:proofErr w:type="gramStart"/>
       <w:r>
         <w:rPr>
           <w:lang w:val="pt-BR"/>
         </w:rPr>
         <w:t>NZ.Tec</w:t>
       </w:r>
-      <w:proofErr w:type="gramEnd"/>
       <w:r>
         <w:rPr>
           <w:lang w:val="pt-BR"/>
@@ -3207,41 +2617,11 @@
           <w:lang w:val="en-NZ"/>
         </w:rPr>
       </w:pPr>
-      <w:proofErr w:type="spellStart"/>
-      <w:r>
-        <w:rPr>
-          <w:lang w:val="en-NZ"/>
-        </w:rPr>
-        <w:t>EZMonitor</w:t>
-      </w:r>
-      <w:proofErr w:type="spellEnd"/>
-      <w:r>
-        <w:rPr>
-          <w:lang w:val="en-NZ"/>
-        </w:rPr>
-        <w:t xml:space="preserve"> </w:t>
-      </w:r>
-      <w:proofErr w:type="gramStart"/>
-      <w:r>
-        <w:rPr>
-          <w:lang w:val="en-NZ"/>
-        </w:rPr>
-        <w:t xml:space="preserve">-  </w:t>
-      </w:r>
-      <w:proofErr w:type="spellStart"/>
-      <w:r>
-        <w:rPr>
-          <w:lang w:val="en-NZ"/>
-        </w:rPr>
-        <w:t>adicionou</w:t>
-      </w:r>
-      <w:proofErr w:type="spellEnd"/>
-      <w:proofErr w:type="gramEnd"/>
-      <w:r>
-        <w:rPr>
-          <w:lang w:val="en-NZ"/>
-        </w:rPr>
-        <w:t xml:space="preserve"> Close Shift/Day/Month</w:t>
+      <w:r>
+        <w:rPr>
+          <w:lang w:val="en-NZ"/>
+        </w:rPr>
+        <w:t>EZMonitor -  adicionou Close Shift/Day/Month</w:t>
       </w:r>
     </w:p>
     <w:p>
@@ -3255,47 +2635,11 @@
           <w:lang w:val="en-NZ"/>
         </w:rPr>
       </w:pPr>
-      <w:proofErr w:type="spellStart"/>
-      <w:r>
-        <w:rPr>
-          <w:lang w:val="en-NZ"/>
-        </w:rPr>
-        <w:t>EZServer</w:t>
-      </w:r>
-      <w:proofErr w:type="spellEnd"/>
-      <w:r>
-        <w:rPr>
-          <w:lang w:val="en-NZ"/>
-        </w:rPr>
-        <w:t xml:space="preserve"> – </w:t>
-      </w:r>
-      <w:proofErr w:type="spellStart"/>
-      <w:r>
-        <w:rPr>
-          <w:lang w:val="en-NZ"/>
-        </w:rPr>
-        <w:t>suporte</w:t>
-      </w:r>
-      <w:proofErr w:type="spellEnd"/>
-      <w:r>
-        <w:rPr>
-          <w:lang w:val="en-NZ"/>
-        </w:rPr>
-        <w:t xml:space="preserve"> </w:t>
-      </w:r>
-      <w:proofErr w:type="gramStart"/>
-      <w:r>
-        <w:rPr>
-          <w:lang w:val="en-NZ"/>
-        </w:rPr>
-        <w:t>para Close</w:t>
-      </w:r>
-      <w:proofErr w:type="gramEnd"/>
-      <w:r>
-        <w:rPr>
-          <w:lang w:val="en-NZ"/>
-        </w:rPr>
-        <w:t xml:space="preserve"> Shift/Day/Month</w:t>
+      <w:r>
+        <w:rPr>
+          <w:lang w:val="en-NZ"/>
+        </w:rPr>
+        <w:t>EZServer – suporte para Close Shift/Day/Month</w:t>
       </w:r>
     </w:p>
     <w:p>
@@ -4225,19 +3569,11 @@
           <w:lang w:val="en-NZ"/>
         </w:rPr>
       </w:pPr>
-      <w:proofErr w:type="spellStart"/>
-      <w:r>
-        <w:rPr>
-          <w:lang w:val="en-NZ"/>
-        </w:rPr>
-        <w:t>IPAddress</w:t>
-      </w:r>
-      <w:proofErr w:type="spellEnd"/>
-      <w:r>
-        <w:rPr>
-          <w:lang w:val="en-NZ"/>
-        </w:rPr>
-        <w:t>=192.168.1.111</w:t>
+      <w:r>
+        <w:rPr>
+          <w:lang w:val="en-NZ"/>
+        </w:rPr>
+        <w:t>IPAddress=192.168.1.111</w:t>
       </w:r>
     </w:p>
     <w:p>
@@ -4248,19 +3584,11 @@
           <w:lang w:val="en-NZ"/>
         </w:rPr>
       </w:pPr>
-      <w:proofErr w:type="spellStart"/>
-      <w:r>
-        <w:rPr>
-          <w:lang w:val="en-NZ"/>
-        </w:rPr>
-        <w:t>NetMask</w:t>
-      </w:r>
-      <w:proofErr w:type="spellEnd"/>
-      <w:r>
-        <w:rPr>
-          <w:lang w:val="en-NZ"/>
-        </w:rPr>
-        <w:t>=255.255.255.0</w:t>
+      <w:r>
+        <w:rPr>
+          <w:lang w:val="en-NZ"/>
+        </w:rPr>
+        <w:t>NetMask=255.255.255.0</w:t>
       </w:r>
     </w:p>
     <w:p>
@@ -4286,19 +3614,11 @@
           <w:lang w:val="en-NZ"/>
         </w:rPr>
       </w:pPr>
-      <w:proofErr w:type="spellStart"/>
-      <w:r>
-        <w:rPr>
-          <w:lang w:val="en-NZ"/>
-        </w:rPr>
-        <w:t>DNSServer</w:t>
-      </w:r>
-      <w:proofErr w:type="spellEnd"/>
-      <w:r>
-        <w:rPr>
-          <w:lang w:val="en-NZ"/>
-        </w:rPr>
-        <w:t>=8.8.8.8</w:t>
+      <w:r>
+        <w:rPr>
+          <w:lang w:val="en-NZ"/>
+        </w:rPr>
+        <w:t>DNSServer=8.8.8.8</w:t>
       </w:r>
     </w:p>
     <w:p>
@@ -4509,19 +3829,11 @@
           <w:lang w:val="en-NZ"/>
         </w:rPr>
       </w:pPr>
-      <w:proofErr w:type="spellStart"/>
-      <w:r>
-        <w:rPr>
-          <w:lang w:val="en-NZ"/>
-        </w:rPr>
-        <w:t>BinaryTag</w:t>
-      </w:r>
-      <w:proofErr w:type="spellEnd"/>
-      <w:r>
-        <w:rPr>
-          <w:lang w:val="en-NZ"/>
-        </w:rPr>
-        <w:t>=true</w:t>
+      <w:r>
+        <w:rPr>
+          <w:lang w:val="en-NZ"/>
+        </w:rPr>
+        <w:t>BinaryTag=true</w:t>
       </w:r>
     </w:p>
     <w:p>
@@ -4532,19 +3844,11 @@
           <w:lang w:val="en-NZ"/>
         </w:rPr>
       </w:pPr>
-      <w:proofErr w:type="spellStart"/>
-      <w:r>
-        <w:rPr>
-          <w:lang w:val="en-NZ"/>
-        </w:rPr>
-        <w:t>CardReadTO</w:t>
-      </w:r>
-      <w:proofErr w:type="spellEnd"/>
-      <w:r>
-        <w:rPr>
-          <w:lang w:val="en-NZ"/>
-        </w:rPr>
-        <w:t>=10</w:t>
+      <w:r>
+        <w:rPr>
+          <w:lang w:val="en-NZ"/>
+        </w:rPr>
+        <w:t>CardReadTO=10</w:t>
       </w:r>
     </w:p>
     <w:p>
@@ -4929,21 +4233,7 @@
         <w:rPr>
           <w:lang w:val="pt-BR"/>
         </w:rPr>
-        <w:t xml:space="preserve">existentes APIs </w:t>
-      </w:r>
-      <w:proofErr w:type="gramStart"/>
-      <w:r>
-        <w:rPr>
-          <w:lang w:val="pt-BR"/>
-        </w:rPr>
-        <w:t>AddAttendant etc</w:t>
-      </w:r>
-      <w:proofErr w:type="gramEnd"/>
-      <w:r>
-        <w:rPr>
-          <w:lang w:val="pt-BR"/>
-        </w:rPr>
-        <w:t xml:space="preserve"> </w:t>
+        <w:t xml:space="preserve">existentes APIs AddAttendant etc </w:t>
       </w:r>
     </w:p>
     <w:p>
@@ -5407,21 +4697,7 @@
         <w:rPr>
           <w:lang w:val="pt-BR"/>
         </w:rPr>
-        <w:t xml:space="preserve">Melhorou </w:t>
-      </w:r>
-      <w:proofErr w:type="gramStart"/>
-      <w:r>
-        <w:rPr>
-          <w:lang w:val="pt-BR"/>
-        </w:rPr>
-        <w:t>o atualização</w:t>
-      </w:r>
-      <w:proofErr w:type="gramEnd"/>
-      <w:r>
-        <w:rPr>
-          <w:lang w:val="pt-BR"/>
-        </w:rPr>
-        <w:t xml:space="preserve"> de EZConnect e EZHOWSC</w:t>
+        <w:t>Melhorou o atualização de EZConnect e EZHOWSC</w:t>
       </w:r>
     </w:p>
     <w:p>
@@ -5588,21 +4864,7 @@
         <w:rPr>
           <w:lang w:val="pt-BR"/>
         </w:rPr>
-        <w:t xml:space="preserve">, 3 para desabilitar multi-PA por leitor </w:t>
-      </w:r>
-      <w:proofErr w:type="gramStart"/>
-      <w:r>
-        <w:rPr>
-          <w:lang w:val="pt-BR"/>
-        </w:rPr>
-        <w:t>Mifare .</w:t>
-      </w:r>
-      <w:proofErr w:type="gramEnd"/>
-      <w:r>
-        <w:rPr>
-          <w:lang w:val="pt-BR"/>
-        </w:rPr>
-        <w:t xml:space="preserve"> </w:t>
+        <w:t xml:space="preserve">, 3 para desabilitar multi-PA por leitor Mifare . </w:t>
       </w:r>
     </w:p>
     <w:p>
@@ -6717,14 +5979,7 @@
         <w:rPr>
           <w:lang w:val="pt-BR"/>
         </w:rPr>
-        <w:t xml:space="preserve">EZServer.dll – Melhor comportamento para </w:t>
-      </w:r>
-      <w:proofErr w:type="gramStart"/>
-      <w:r>
-        <w:rPr>
-          <w:lang w:val="pt-BR"/>
-        </w:rPr>
-        <w:t xml:space="preserve">EZConnect </w:t>
+        <w:t xml:space="preserve">EZServer.dll – Melhor comportamento para EZConnect </w:t>
       </w:r>
       <w:r>
         <w:rPr>
@@ -6732,26 +5987,11 @@
         </w:rPr>
         <w:t xml:space="preserve"> (</w:t>
       </w:r>
-      <w:proofErr w:type="gramEnd"/>
-      <w:r>
-        <w:rPr>
-          <w:lang w:val="pt-BR"/>
-        </w:rPr>
-        <w:t xml:space="preserve">Payment reserve </w:t>
-      </w:r>
-      <w:proofErr w:type="gramStart"/>
-      <w:r>
-        <w:rPr>
-          <w:lang w:val="pt-BR"/>
-        </w:rPr>
-        <w:t>auth etc</w:t>
-      </w:r>
-      <w:proofErr w:type="gramEnd"/>
-      <w:r>
-        <w:rPr>
-          <w:lang w:val="pt-BR"/>
-        </w:rPr>
-        <w:t>)</w:t>
+      <w:r>
+        <w:rPr>
+          <w:lang w:val="pt-BR"/>
+        </w:rPr>
+        <w:t>Payment reserve auth etc)</w:t>
       </w:r>
       <w:r>
         <w:rPr>
@@ -7606,13 +6846,8 @@
         <w:pStyle w:val="ListParagraph"/>
         <w:ind w:left="1440"/>
       </w:pPr>
-      <w:proofErr w:type="spellStart"/>
-      <w:r>
-        <w:t>ExeName</w:t>
-      </w:r>
-      <w:proofErr w:type="spellEnd"/>
-      <w:r>
-        <w:t>="cmd.exe"</w:t>
+      <w:r>
+        <w:t>ExeName="cmd.exe"</w:t>
       </w:r>
     </w:p>
     <w:p>
@@ -7620,29 +6855,8 @@
         <w:pStyle w:val="ListParagraph"/>
         <w:ind w:left="1440"/>
       </w:pPr>
-      <w:proofErr w:type="spellStart"/>
-      <w:r>
-        <w:t>CmdLine</w:t>
-      </w:r>
-      <w:proofErr w:type="spellEnd"/>
-      <w:r>
-        <w:t>="/c \</w:t>
-      </w:r>
-      <w:proofErr w:type="spellStart"/>
-      <w:r>
-        <w:t>ndflash</w:t>
-      </w:r>
-      <w:proofErr w:type="spellEnd"/>
-      <w:r>
-        <w:t>\</w:t>
-      </w:r>
-      <w:proofErr w:type="spellStart"/>
-      <w:r>
-        <w:t>ezapps</w:t>
-      </w:r>
-      <w:proofErr w:type="spellEnd"/>
-      <w:r>
-        <w:t>\WecEZTanks.exe /report"</w:t>
+      <w:r>
+        <w:t>CmdLine="/c \ndflash\ezapps\WecEZTanks.exe /report"</w:t>
       </w:r>
     </w:p>
     <w:p>
@@ -7725,13 +6939,8 @@
         <w:pStyle w:val="ListParagraph"/>
         <w:ind w:left="1440"/>
       </w:pPr>
-      <w:proofErr w:type="spellStart"/>
-      <w:r>
-        <w:t>ExeName</w:t>
-      </w:r>
-      <w:proofErr w:type="spellEnd"/>
-      <w:r>
-        <w:t>="cmd.exe"</w:t>
+      <w:r>
+        <w:t>ExeName="cmd.exe"</w:t>
       </w:r>
     </w:p>
     <w:p>
@@ -7739,29 +6948,8 @@
         <w:pStyle w:val="ListParagraph"/>
         <w:ind w:left="1440"/>
       </w:pPr>
-      <w:proofErr w:type="spellStart"/>
-      <w:r>
-        <w:t>CmdLine</w:t>
-      </w:r>
-      <w:proofErr w:type="spellEnd"/>
-      <w:r>
-        <w:t>="/c \</w:t>
-      </w:r>
-      <w:proofErr w:type="spellStart"/>
-      <w:r>
-        <w:t>ndflash</w:t>
-      </w:r>
-      <w:proofErr w:type="spellEnd"/>
-      <w:r>
-        <w:t>\</w:t>
-      </w:r>
-      <w:proofErr w:type="spellStart"/>
-      <w:r>
-        <w:t>ezapps</w:t>
-      </w:r>
-      <w:proofErr w:type="spellEnd"/>
-      <w:r>
-        <w:t>\WecEZTanks.exe /report"</w:t>
+      <w:r>
+        <w:t>CmdLine="/c \ndflash\ezapps\WecEZTanks.exe /report"</w:t>
       </w:r>
     </w:p>
     <w:p>
@@ -8370,30 +7558,8 @@
         <w:rPr>
           <w:lang w:val="en-NZ"/>
         </w:rPr>
-        <w:t xml:space="preserve">Serial No       = </w:t>
-      </w:r>
-      <w:proofErr w:type="spellStart"/>
-      <w:r>
-        <w:rPr>
-          <w:lang w:val="en-NZ"/>
-        </w:rPr>
-        <w:t>nnnn</w:t>
-      </w:r>
-      <w:proofErr w:type="spellEnd"/>
-      <w:r>
-        <w:rPr>
-          <w:lang w:val="en-NZ"/>
-        </w:rPr>
-        <w:t>/</w:t>
-      </w:r>
-      <w:proofErr w:type="spellStart"/>
-      <w:r>
-        <w:rPr>
-          <w:lang w:val="en-NZ"/>
-        </w:rPr>
-        <w:t>nn</w:t>
-      </w:r>
-      <w:proofErr w:type="spellEnd"/>
+        <w:t>Serial No       = nnnn/nn</w:t>
+      </w:r>
     </w:p>
     <w:p>
       <w:pPr>
@@ -8420,16 +7586,8 @@
         <w:rPr>
           <w:lang w:val="en-NZ"/>
         </w:rPr>
-        <w:t xml:space="preserve">        Expiration date = dd/mm/</w:t>
-      </w:r>
-      <w:proofErr w:type="spellStart"/>
-      <w:r>
-        <w:rPr>
-          <w:lang w:val="en-NZ"/>
-        </w:rPr>
-        <w:t>yyyy</w:t>
-      </w:r>
-      <w:proofErr w:type="spellEnd"/>
+        <w:t xml:space="preserve">        Expiration date = dd/mm/yyyy</w:t>
+      </w:r>
     </w:p>
     <w:p>
       <w:pPr>
@@ -8454,203 +7612,171 @@
           <w:bCs/>
           <w:lang w:val="en-NZ"/>
         </w:rPr>
-        <w:t>.\</w:t>
-      </w:r>
-      <w:proofErr w:type="spellStart"/>
-      <w:r>
+        <w:t>.\EZHashKey 2442/20 10 01/01/2099</w:t>
+      </w:r>
+    </w:p>
+    <w:p>
+      <w:pPr>
+        <w:pStyle w:val="ListParagraph"/>
+        <w:rPr>
+          <w:lang w:val="en-NZ"/>
+        </w:rPr>
+      </w:pPr>
+      <w:r>
+        <w:rPr>
+          <w:lang w:val="en-NZ"/>
+        </w:rPr>
+        <w:t>HashKey for 2M2442/20 with 10 max clients, expiry 1/01/2099 12:00:00 am</w:t>
+      </w:r>
+    </w:p>
+    <w:p>
+      <w:pPr>
+        <w:pStyle w:val="ListParagraph"/>
+        <w:rPr>
+          <w:lang w:val="pt-BR"/>
+        </w:rPr>
+      </w:pPr>
+      <w:r>
+        <w:rPr>
+          <w:lang w:val="pt-BR"/>
+        </w:rPr>
+        <w:t>6216-8098-1B8C-46A7-7B70-65FD</w:t>
+      </w:r>
+    </w:p>
+    <w:p>
+      <w:pPr>
+        <w:pStyle w:val="ListParagraph"/>
+        <w:rPr>
+          <w:lang w:val="pt-BR"/>
+        </w:rPr>
+      </w:pPr>
+    </w:p>
+    <w:p>
+      <w:pPr>
+        <w:pStyle w:val="ListParagraph"/>
+        <w:rPr>
+          <w:lang w:val="pt-BR"/>
+        </w:rPr>
+      </w:pPr>
+      <w:r>
+        <w:rPr>
+          <w:lang w:val="pt-BR"/>
+        </w:rPr>
+        <w:t>Para aplicar esse HashKey, abri o \EZForecourt\</w:t>
+      </w:r>
+      <w:r>
+        <w:rPr>
+          <w:lang w:val="pt-BR"/>
+        </w:rPr>
+        <w:t xml:space="preserve">EZCLient.ini e modificar </w:t>
+      </w:r>
+      <w:r>
+        <w:rPr>
+          <w:lang w:val="pt-BR"/>
+        </w:rPr>
+        <w:t>a seção</w:t>
+      </w:r>
+      <w:r>
+        <w:rPr>
+          <w:lang w:val="pt-BR"/>
+        </w:rPr>
+        <w:t xml:space="preserve"> de ‘Server’ assim </w:t>
+      </w:r>
+    </w:p>
+    <w:p>
+      <w:pPr>
+        <w:pStyle w:val="ListParagraph"/>
+        <w:rPr>
+          <w:lang w:val="pt-BR"/>
+        </w:rPr>
+      </w:pPr>
+    </w:p>
+    <w:p>
+      <w:pPr>
+        <w:pStyle w:val="ListParagraph"/>
+        <w:rPr>
+          <w:lang w:val="en-NZ"/>
+        </w:rPr>
+      </w:pPr>
+      <w:r>
+        <w:rPr>
+          <w:lang w:val="en-NZ"/>
+        </w:rPr>
+        <w:t>[Server]</w:t>
+      </w:r>
+    </w:p>
+    <w:p>
+      <w:pPr>
+        <w:pStyle w:val="ListParagraph"/>
+        <w:rPr>
+          <w:lang w:val="en-NZ"/>
+        </w:rPr>
+      </w:pPr>
+      <w:r>
+        <w:rPr>
+          <w:lang w:val="en-NZ"/>
+        </w:rPr>
+        <w:t>name=&lt;local&gt;</w:t>
+      </w:r>
+    </w:p>
+    <w:p>
+      <w:pPr>
+        <w:pStyle w:val="ListParagraph"/>
+        <w:rPr>
+          <w:lang w:val="en-NZ"/>
+        </w:rPr>
+      </w:pPr>
+      <w:r>
+        <w:rPr>
+          <w:lang w:val="en-NZ"/>
+        </w:rPr>
+        <w:t>CallPort=5123</w:t>
+      </w:r>
+    </w:p>
+    <w:p>
+      <w:pPr>
+        <w:pStyle w:val="ListParagraph"/>
+        <w:rPr>
+          <w:lang w:val="en-NZ"/>
+        </w:rPr>
+      </w:pPr>
+      <w:r>
+        <w:rPr>
+          <w:lang w:val="en-NZ"/>
+        </w:rPr>
+        <w:t>EventsPort=5124</w:t>
+      </w:r>
+    </w:p>
+    <w:p>
+      <w:pPr>
+        <w:pStyle w:val="ListParagraph"/>
+        <w:rPr>
+          <w:lang w:val="en-NZ"/>
+        </w:rPr>
+      </w:pPr>
+      <w:r>
+        <w:rPr>
+          <w:lang w:val="en-NZ"/>
+        </w:rPr>
+        <w:t xml:space="preserve">CallTimeout=10000 </w:t>
+      </w:r>
+    </w:p>
+    <w:p>
+      <w:pPr>
+        <w:pStyle w:val="ListParagraph"/>
         <w:rPr>
           <w:b/>
           <w:bCs/>
           <w:lang w:val="en-NZ"/>
         </w:rPr>
-        <w:t>EZHashKey</w:t>
-      </w:r>
-      <w:proofErr w:type="spellEnd"/>
+      </w:pPr>
       <w:r>
         <w:rPr>
           <w:b/>
           <w:bCs/>
           <w:lang w:val="en-NZ"/>
         </w:rPr>
-        <w:t xml:space="preserve"> 2442/20 10 01/01/2099</w:t>
-      </w:r>
-    </w:p>
-    <w:p>
-      <w:pPr>
-        <w:pStyle w:val="ListParagraph"/>
-        <w:rPr>
-          <w:lang w:val="en-NZ"/>
-        </w:rPr>
-      </w:pPr>
-      <w:proofErr w:type="spellStart"/>
-      <w:r>
-        <w:rPr>
-          <w:lang w:val="en-NZ"/>
-        </w:rPr>
-        <w:t>HashKey</w:t>
-      </w:r>
-      <w:proofErr w:type="spellEnd"/>
-      <w:r>
-        <w:rPr>
-          <w:lang w:val="en-NZ"/>
-        </w:rPr>
-        <w:t xml:space="preserve"> for 2M2442/20 with 10 max clients, expiry 1/01/2099 12:00:00 am</w:t>
-      </w:r>
-    </w:p>
-    <w:p>
-      <w:pPr>
-        <w:pStyle w:val="ListParagraph"/>
-        <w:rPr>
-          <w:lang w:val="pt-BR"/>
-        </w:rPr>
-      </w:pPr>
-      <w:r>
-        <w:rPr>
-          <w:lang w:val="pt-BR"/>
-        </w:rPr>
-        <w:t>6216-8098-1B8C-46A7-7B70-65FD</w:t>
-      </w:r>
-    </w:p>
-    <w:p>
-      <w:pPr>
-        <w:pStyle w:val="ListParagraph"/>
-        <w:rPr>
-          <w:lang w:val="pt-BR"/>
-        </w:rPr>
-      </w:pPr>
-    </w:p>
-    <w:p>
-      <w:pPr>
-        <w:pStyle w:val="ListParagraph"/>
-        <w:rPr>
-          <w:lang w:val="pt-BR"/>
-        </w:rPr>
-      </w:pPr>
-      <w:r>
-        <w:rPr>
-          <w:lang w:val="pt-BR"/>
-        </w:rPr>
-        <w:t>Para aplicar esse HashKey, abri o \EZForecourt\</w:t>
-      </w:r>
-      <w:r>
-        <w:rPr>
-          <w:lang w:val="pt-BR"/>
-        </w:rPr>
-        <w:t xml:space="preserve">EZCLient.ini e modificar </w:t>
-      </w:r>
-      <w:r>
-        <w:rPr>
-          <w:lang w:val="pt-BR"/>
-        </w:rPr>
-        <w:t>a seção</w:t>
-      </w:r>
-      <w:r>
-        <w:rPr>
-          <w:lang w:val="pt-BR"/>
-        </w:rPr>
-        <w:t xml:space="preserve"> de ‘Server’ assim </w:t>
-      </w:r>
-    </w:p>
-    <w:p>
-      <w:pPr>
-        <w:pStyle w:val="ListParagraph"/>
-        <w:rPr>
-          <w:lang w:val="pt-BR"/>
-        </w:rPr>
-      </w:pPr>
-    </w:p>
-    <w:p>
-      <w:pPr>
-        <w:pStyle w:val="ListParagraph"/>
-        <w:rPr>
-          <w:lang w:val="en-NZ"/>
-        </w:rPr>
-      </w:pPr>
-      <w:r>
-        <w:rPr>
-          <w:lang w:val="en-NZ"/>
-        </w:rPr>
-        <w:t>[Server]</w:t>
-      </w:r>
-    </w:p>
-    <w:p>
-      <w:pPr>
-        <w:pStyle w:val="ListParagraph"/>
-        <w:rPr>
-          <w:lang w:val="en-NZ"/>
-        </w:rPr>
-      </w:pPr>
-      <w:r>
-        <w:rPr>
-          <w:lang w:val="en-NZ"/>
-        </w:rPr>
-        <w:t>name=&lt;local&gt;</w:t>
-      </w:r>
-    </w:p>
-    <w:p>
-      <w:pPr>
-        <w:pStyle w:val="ListParagraph"/>
-        <w:rPr>
-          <w:lang w:val="en-NZ"/>
-        </w:rPr>
-      </w:pPr>
-      <w:proofErr w:type="spellStart"/>
-      <w:r>
-        <w:rPr>
-          <w:lang w:val="en-NZ"/>
-        </w:rPr>
-        <w:t>CallPort</w:t>
-      </w:r>
-      <w:proofErr w:type="spellEnd"/>
-      <w:r>
-        <w:rPr>
-          <w:lang w:val="en-NZ"/>
-        </w:rPr>
-        <w:t>=5123</w:t>
-      </w:r>
-    </w:p>
-    <w:p>
-      <w:pPr>
-        <w:pStyle w:val="ListParagraph"/>
-        <w:rPr>
-          <w:lang w:val="en-NZ"/>
-        </w:rPr>
-      </w:pPr>
-      <w:proofErr w:type="spellStart"/>
-      <w:r>
-        <w:rPr>
-          <w:lang w:val="en-NZ"/>
-        </w:rPr>
-        <w:t>EventsPort</w:t>
-      </w:r>
-      <w:proofErr w:type="spellEnd"/>
-      <w:r>
-        <w:rPr>
-          <w:lang w:val="en-NZ"/>
-        </w:rPr>
-        <w:t>=5124</w:t>
-      </w:r>
-    </w:p>
-    <w:p>
-      <w:pPr>
-        <w:pStyle w:val="ListParagraph"/>
-        <w:rPr>
-          <w:lang w:val="en-NZ"/>
-        </w:rPr>
-      </w:pPr>
-      <w:proofErr w:type="spellStart"/>
-      <w:r>
-        <w:rPr>
-          <w:lang w:val="en-NZ"/>
-        </w:rPr>
-        <w:t>CallTimeout</w:t>
-      </w:r>
-      <w:proofErr w:type="spellEnd"/>
-      <w:r>
-        <w:rPr>
-          <w:lang w:val="en-NZ"/>
-        </w:rPr>
-        <w:t xml:space="preserve">=10000 </w:t>
+        <w:t>HashKey=6216-8098-1B8C-46A7-7B70-65FD</w:t>
       </w:r>
     </w:p>
     <w:p>
@@ -8662,243 +7788,169 @@
           <w:lang w:val="en-NZ"/>
         </w:rPr>
       </w:pPr>
-      <w:proofErr w:type="spellStart"/>
+    </w:p>
+    <w:p>
+      <w:pPr>
+        <w:ind w:left="720"/>
+        <w:rPr>
+          <w:lang w:val="pt-BR"/>
+        </w:rPr>
+      </w:pPr>
+      <w:r>
+        <w:rPr>
+          <w:lang w:val="pt-BR"/>
+        </w:rPr>
+        <w:t xml:space="preserve">No EZServer.L00 vc vai ver uma linha assim quando um cliente </w:t>
+      </w:r>
+      <w:r>
+        <w:rPr>
+          <w:lang w:val="pt-BR"/>
+        </w:rPr>
+        <w:t>dessa máquina</w:t>
+      </w:r>
+      <w:r>
+        <w:rPr>
+          <w:lang w:val="pt-BR"/>
+        </w:rPr>
+        <w:t xml:space="preserve"> conecta</w:t>
+      </w:r>
+      <w:r>
+        <w:rPr>
+          <w:lang w:val="pt-BR"/>
+        </w:rPr>
+        <w:t>.</w:t>
+      </w:r>
+    </w:p>
+    <w:p>
+      <w:pPr>
+        <w:ind w:left="720"/>
+        <w:rPr>
+          <w:lang w:val="en-NZ"/>
+        </w:rPr>
+      </w:pPr>
+      <w:r>
+        <w:rPr>
+          <w:lang w:val="en-NZ"/>
+        </w:rPr>
+        <w:t>Client [02] "THIRD-PARTY", mask 00000C47, THIRD_PARTY, ks 3, exp 31/01/2099 11:59:59 pm, max 10, sn ??2442/20</w:t>
+      </w:r>
+      <w:r>
+        <w:rPr>
+          <w:lang w:val="en-NZ"/>
+        </w:rPr>
+        <w:t xml:space="preserve">. </w:t>
+      </w:r>
+    </w:p>
+    <w:p>
+      <w:pPr>
+        <w:ind w:left="720"/>
+        <w:rPr>
+          <w:lang w:val="pt-BR"/>
+        </w:rPr>
+      </w:pPr>
+      <w:r>
+        <w:rPr>
+          <w:lang w:val="pt-BR"/>
+        </w:rPr>
+        <w:t>Além disso o EZLicense.i</w:t>
+      </w:r>
+      <w:r>
+        <w:rPr>
+          <w:lang w:val="pt-BR"/>
+        </w:rPr>
+        <w:t xml:space="preserve">ni seria modificado </w:t>
+      </w:r>
+      <w:r>
+        <w:rPr>
+          <w:lang w:val="pt-BR"/>
+        </w:rPr>
+        <w:t xml:space="preserve">automaticamente </w:t>
+      </w:r>
+      <w:r>
+        <w:rPr>
+          <w:lang w:val="pt-BR"/>
+        </w:rPr>
+        <w:t xml:space="preserve">assim </w:t>
+      </w:r>
+    </w:p>
+    <w:p>
+      <w:pPr>
+        <w:ind w:left="720"/>
+        <w:rPr>
+          <w:lang w:val="pt-BR"/>
+        </w:rPr>
+      </w:pPr>
+    </w:p>
+    <w:p>
+      <w:pPr>
+        <w:pStyle w:val="ListParagraph"/>
+        <w:rPr>
+          <w:lang w:val="en-NZ"/>
+        </w:rPr>
+      </w:pPr>
+      <w:r>
+        <w:rPr>
+          <w:lang w:val="en-NZ"/>
+        </w:rPr>
+        <w:t>[Application]</w:t>
+      </w:r>
+    </w:p>
+    <w:p>
+      <w:pPr>
+        <w:pStyle w:val="ListParagraph"/>
+        <w:rPr>
+          <w:lang w:val="en-NZ"/>
+        </w:rPr>
+      </w:pPr>
+      <w:r>
+        <w:rPr>
+          <w:lang w:val="en-NZ"/>
+        </w:rPr>
+        <w:t>LicenseKey=9332-4783-A658-CAE4-448C-E2D1</w:t>
+      </w:r>
+    </w:p>
+    <w:p>
+      <w:pPr>
+        <w:pStyle w:val="ListParagraph"/>
+        <w:rPr>
+          <w:lang w:val="en-NZ"/>
+        </w:rPr>
+      </w:pPr>
+      <w:r>
+        <w:rPr>
+          <w:lang w:val="en-NZ"/>
+        </w:rPr>
+        <w:t>SerialNo=??0516/16</w:t>
+      </w:r>
+    </w:p>
+    <w:p>
+      <w:pPr>
+        <w:pStyle w:val="ListParagraph"/>
+        <w:rPr>
+          <w:lang w:val="en-NZ"/>
+        </w:rPr>
+      </w:pPr>
+      <w:r>
+        <w:rPr>
+          <w:lang w:val="en-NZ"/>
+        </w:rPr>
+        <w:t>ExpirationDate=31/12/2099 11:59:59 PM</w:t>
+      </w:r>
+    </w:p>
+    <w:p>
+      <w:pPr>
+        <w:pStyle w:val="ListParagraph"/>
+        <w:rPr>
+          <w:lang w:val="en-NZ"/>
+        </w:rPr>
+      </w:pPr>
       <w:r>
         <w:rPr>
           <w:b/>
           <w:bCs/>
           <w:lang w:val="en-NZ"/>
         </w:rPr>
-        <w:t>HashKey</w:t>
-      </w:r>
-      <w:proofErr w:type="spellEnd"/>
-      <w:r>
-        <w:rPr>
-          <w:b/>
-          <w:bCs/>
-          <w:lang w:val="en-NZ"/>
-        </w:rPr>
-        <w:t>=6216-8098-1B8C-46A7-7B70-65FD</w:t>
-      </w:r>
-    </w:p>
-    <w:p>
-      <w:pPr>
-        <w:pStyle w:val="ListParagraph"/>
-        <w:rPr>
-          <w:b/>
-          <w:bCs/>
-          <w:lang w:val="en-NZ"/>
-        </w:rPr>
-      </w:pPr>
-    </w:p>
-    <w:p>
-      <w:pPr>
-        <w:ind w:left="720"/>
-        <w:rPr>
-          <w:lang w:val="pt-BR"/>
-        </w:rPr>
-      </w:pPr>
-      <w:r>
-        <w:rPr>
-          <w:lang w:val="pt-BR"/>
-        </w:rPr>
-        <w:t xml:space="preserve">No EZServer.L00 vc vai ver uma linha assim quando um cliente </w:t>
-      </w:r>
-      <w:r>
-        <w:rPr>
-          <w:lang w:val="pt-BR"/>
-        </w:rPr>
-        <w:t>dessa máquina</w:t>
-      </w:r>
-      <w:r>
-        <w:rPr>
-          <w:lang w:val="pt-BR"/>
-        </w:rPr>
-        <w:t xml:space="preserve"> conecta</w:t>
-      </w:r>
-      <w:r>
-        <w:rPr>
-          <w:lang w:val="pt-BR"/>
-        </w:rPr>
-        <w:t>.</w:t>
-      </w:r>
-    </w:p>
-    <w:p>
-      <w:pPr>
-        <w:ind w:left="720"/>
-        <w:rPr>
-          <w:lang w:val="en-NZ"/>
-        </w:rPr>
-      </w:pPr>
-      <w:r>
-        <w:rPr>
-          <w:lang w:val="en-NZ"/>
-        </w:rPr>
-        <w:t xml:space="preserve">Client [02] "THIRD-PARTY", mask 00000C47, THIRD_PARTY, </w:t>
-      </w:r>
-      <w:proofErr w:type="spellStart"/>
-      <w:r>
-        <w:rPr>
-          <w:lang w:val="en-NZ"/>
-        </w:rPr>
-        <w:t>ks</w:t>
-      </w:r>
-      <w:proofErr w:type="spellEnd"/>
-      <w:r>
-        <w:rPr>
-          <w:lang w:val="en-NZ"/>
-        </w:rPr>
-        <w:t xml:space="preserve"> 3, exp 31/01/2099 11:59:59 pm, max 10, </w:t>
-      </w:r>
-      <w:proofErr w:type="spellStart"/>
-      <w:r>
-        <w:rPr>
-          <w:lang w:val="en-NZ"/>
-        </w:rPr>
-        <w:t>sn</w:t>
-      </w:r>
-      <w:proofErr w:type="spellEnd"/>
-      <w:r>
-        <w:rPr>
-          <w:lang w:val="en-NZ"/>
-        </w:rPr>
-        <w:t xml:space="preserve"> ??2442/20</w:t>
-      </w:r>
-      <w:r>
-        <w:rPr>
-          <w:lang w:val="en-NZ"/>
-        </w:rPr>
-        <w:t xml:space="preserve">. </w:t>
-      </w:r>
-    </w:p>
-    <w:p>
-      <w:pPr>
-        <w:ind w:left="720"/>
-        <w:rPr>
-          <w:lang w:val="pt-BR"/>
-        </w:rPr>
-      </w:pPr>
-      <w:r>
-        <w:rPr>
-          <w:lang w:val="pt-BR"/>
-        </w:rPr>
-        <w:t>Além disso o EZLicense.i</w:t>
-      </w:r>
-      <w:r>
-        <w:rPr>
-          <w:lang w:val="pt-BR"/>
-        </w:rPr>
-        <w:t xml:space="preserve">ni seria modificado </w:t>
-      </w:r>
-      <w:r>
-        <w:rPr>
-          <w:lang w:val="pt-BR"/>
-        </w:rPr>
-        <w:t xml:space="preserve">automaticamente </w:t>
-      </w:r>
-      <w:r>
-        <w:rPr>
-          <w:lang w:val="pt-BR"/>
-        </w:rPr>
-        <w:t xml:space="preserve">assim </w:t>
-      </w:r>
-    </w:p>
-    <w:p>
-      <w:pPr>
-        <w:ind w:left="720"/>
-        <w:rPr>
-          <w:lang w:val="pt-BR"/>
-        </w:rPr>
-      </w:pPr>
-    </w:p>
-    <w:p>
-      <w:pPr>
-        <w:pStyle w:val="ListParagraph"/>
-        <w:rPr>
-          <w:lang w:val="en-NZ"/>
-        </w:rPr>
-      </w:pPr>
-      <w:r>
-        <w:rPr>
-          <w:lang w:val="en-NZ"/>
-        </w:rPr>
-        <w:t>[Application]</w:t>
-      </w:r>
-    </w:p>
-    <w:p>
-      <w:pPr>
-        <w:pStyle w:val="ListParagraph"/>
-        <w:rPr>
-          <w:lang w:val="en-NZ"/>
-        </w:rPr>
-      </w:pPr>
-      <w:r>
-        <w:rPr>
-          <w:lang w:val="en-NZ"/>
-        </w:rPr>
-        <w:t>LicenseKey=9332-4783-A658-CAE4-448C-E2D1</w:t>
-      </w:r>
-    </w:p>
-    <w:p>
-      <w:pPr>
-        <w:pStyle w:val="ListParagraph"/>
-        <w:rPr>
-          <w:lang w:val="en-NZ"/>
-        </w:rPr>
-      </w:pPr>
-      <w:r>
-        <w:rPr>
-          <w:lang w:val="en-NZ"/>
-        </w:rPr>
-        <w:t>SerialNo=??0516/16</w:t>
-      </w:r>
-    </w:p>
-    <w:p>
-      <w:pPr>
-        <w:pStyle w:val="ListParagraph"/>
-        <w:rPr>
-          <w:lang w:val="en-NZ"/>
-        </w:rPr>
-      </w:pPr>
-      <w:proofErr w:type="spellStart"/>
-      <w:r>
-        <w:rPr>
-          <w:lang w:val="en-NZ"/>
-        </w:rPr>
-        <w:t>ExpirationDate</w:t>
-      </w:r>
-      <w:proofErr w:type="spellEnd"/>
-      <w:r>
-        <w:rPr>
-          <w:lang w:val="en-NZ"/>
-        </w:rPr>
-        <w:t>=31/12/2099 11:59:59 PM</w:t>
-      </w:r>
-    </w:p>
-    <w:p>
-      <w:pPr>
-        <w:pStyle w:val="ListParagraph"/>
-        <w:rPr>
-          <w:lang w:val="en-NZ"/>
-        </w:rPr>
-      </w:pPr>
-      <w:proofErr w:type="spellStart"/>
-      <w:r>
-        <w:rPr>
-          <w:b/>
-          <w:bCs/>
-          <w:lang w:val="en-NZ"/>
-        </w:rPr>
-        <w:t>HashKey</w:t>
-      </w:r>
-      <w:proofErr w:type="spellEnd"/>
-      <w:r>
-        <w:rPr>
-          <w:b/>
-          <w:bCs/>
-          <w:lang w:val="en-NZ"/>
-        </w:rPr>
-        <w:t>=6216-8098-1B8C-46A7-7B70-65FD</w:t>
+        <w:t>HashKey=6216-8098-1B8C-46A7-7B70-65FD</w:t>
       </w:r>
     </w:p>
     <w:p>
@@ -9075,19 +8127,11 @@
                 <w:lang w:val="en-NZ"/>
               </w:rPr>
             </w:pPr>
-            <w:proofErr w:type="spellStart"/>
             <w:r>
               <w:rPr>
                 <w:lang w:val="en-NZ"/>
               </w:rPr>
-              <w:t>EZMod</w:t>
-            </w:r>
-            <w:proofErr w:type="spellEnd"/>
-            <w:r>
-              <w:rPr>
-                <w:lang w:val="en-NZ"/>
-              </w:rPr>
-              <w:t xml:space="preserve"> Plus</w:t>
+              <w:t>EZMod Plus</w:t>
             </w:r>
           </w:p>
         </w:tc>
@@ -9225,19 +8269,11 @@
                 <w:lang w:val="en-NZ"/>
               </w:rPr>
             </w:pPr>
-            <w:proofErr w:type="spellStart"/>
             <w:r>
               <w:rPr>
                 <w:lang w:val="en-NZ"/>
               </w:rPr>
-              <w:t>EZmod</w:t>
-            </w:r>
-            <w:proofErr w:type="spellEnd"/>
-            <w:r>
-              <w:rPr>
-                <w:lang w:val="en-NZ"/>
-              </w:rPr>
-              <w:t xml:space="preserve"> 3G </w:t>
+              <w:t xml:space="preserve">EZmod 3G </w:t>
             </w:r>
           </w:p>
         </w:tc>
@@ -9375,19 +8411,11 @@
                 <w:lang w:val="en-NZ"/>
               </w:rPr>
             </w:pPr>
-            <w:proofErr w:type="spellStart"/>
             <w:r>
               <w:rPr>
                 <w:lang w:val="en-NZ"/>
               </w:rPr>
-              <w:t>EZMod</w:t>
-            </w:r>
-            <w:proofErr w:type="spellEnd"/>
-            <w:r>
-              <w:rPr>
-                <w:lang w:val="en-NZ"/>
-              </w:rPr>
-              <w:t xml:space="preserve"> 2G </w:t>
+              <w:t xml:space="preserve">EZMod 2G </w:t>
             </w:r>
           </w:p>
         </w:tc>
@@ -9525,14 +8553,12 @@
                 <w:lang w:val="en-NZ"/>
               </w:rPr>
             </w:pPr>
-            <w:proofErr w:type="spellStart"/>
             <w:r>
               <w:rPr>
                 <w:lang w:val="en-NZ"/>
               </w:rPr>
               <w:t>EZRemote</w:t>
             </w:r>
-            <w:proofErr w:type="spellEnd"/>
           </w:p>
         </w:tc>
         <w:tc>
@@ -9669,7 +8695,6 @@
                 <w:lang w:val="en-NZ"/>
               </w:rPr>
             </w:pPr>
-            <w:proofErr w:type="spellStart"/>
             <w:r>
               <w:rPr>
                 <w:lang w:val="en-NZ"/>
@@ -9682,19 +8707,11 @@
               </w:rPr>
               <w:t>ote</w:t>
             </w:r>
-            <w:proofErr w:type="spellEnd"/>
             <w:r>
               <w:rPr>
                 <w:lang w:val="en-NZ"/>
               </w:rPr>
-              <w:t xml:space="preserve"> </w:t>
-            </w:r>
-            <w:proofErr w:type="spellStart"/>
-            <w:r>
-              <w:rPr>
-                <w:lang w:val="en-NZ"/>
-              </w:rPr>
-              <w:t>Coord</w:t>
+              <w:t xml:space="preserve"> Coord</w:t>
             </w:r>
             <w:r>
               <w:rPr>
@@ -9702,7 +8719,6 @@
               </w:rPr>
               <w:t>inador</w:t>
             </w:r>
-            <w:proofErr w:type="spellEnd"/>
           </w:p>
         </w:tc>
         <w:tc>
@@ -10114,84 +9130,38 @@
           <w:lang w:val="en-NZ"/>
         </w:rPr>
       </w:pPr>
-      <w:proofErr w:type="spellStart"/>
-      <w:r>
-        <w:rPr>
-          <w:lang w:val="en-NZ"/>
-        </w:rPr>
-        <w:t>Novos</w:t>
-      </w:r>
-      <w:proofErr w:type="spellEnd"/>
-      <w:r>
-        <w:rPr>
-          <w:lang w:val="en-NZ"/>
-        </w:rPr>
-        <w:t xml:space="preserve"> campos </w:t>
-      </w:r>
-      <w:proofErr w:type="spellStart"/>
-      <w:r>
-        <w:rPr>
-          <w:lang w:val="en-NZ"/>
-        </w:rPr>
-        <w:t>na</w:t>
-      </w:r>
-      <w:proofErr w:type="spellEnd"/>
-      <w:r>
-        <w:rPr>
-          <w:lang w:val="en-NZ"/>
-        </w:rPr>
-        <w:t xml:space="preserve"> </w:t>
-      </w:r>
-      <w:proofErr w:type="spellStart"/>
-      <w:r>
-        <w:rPr>
-          <w:lang w:val="en-NZ"/>
-        </w:rPr>
-        <w:t>Tab</w:t>
-      </w:r>
-      <w:r>
-        <w:rPr>
-          <w:lang w:val="en-NZ"/>
-        </w:rPr>
-        <w:t>ela</w:t>
-      </w:r>
-      <w:proofErr w:type="spellEnd"/>
-      <w:r>
-        <w:rPr>
-          <w:lang w:val="en-NZ"/>
-        </w:rPr>
-        <w:t xml:space="preserve"> </w:t>
-      </w:r>
-      <w:proofErr w:type="spellStart"/>
-      <w:r>
-        <w:rPr>
-          <w:lang w:val="en-NZ"/>
-        </w:rPr>
-        <w:t>Produtos</w:t>
-      </w:r>
-      <w:proofErr w:type="spellEnd"/>
-    </w:p>
-    <w:p>
-      <w:pPr>
-        <w:pStyle w:val="ListParagraph"/>
-        <w:rPr>
-          <w:lang w:val="en-NZ"/>
-        </w:rPr>
-      </w:pPr>
-      <w:r>
-        <w:rPr>
-          <w:lang w:val="en-NZ"/>
-        </w:rPr>
-        <w:t xml:space="preserve">CREATE TABLE IF NOT EXISTS </w:t>
-      </w:r>
-      <w:proofErr w:type="gramStart"/>
-      <w:r>
-        <w:rPr>
-          <w:lang w:val="en-NZ"/>
-        </w:rPr>
-        <w:t>Products(</w:t>
-      </w:r>
-      <w:proofErr w:type="gramEnd"/>
+      <w:r>
+        <w:rPr>
+          <w:lang w:val="en-NZ"/>
+        </w:rPr>
+        <w:t xml:space="preserve">Novos campos </w:t>
+      </w:r>
+      <w:r>
+        <w:rPr>
+          <w:lang w:val="en-NZ"/>
+        </w:rPr>
+        <w:t>na Tab</w:t>
+      </w:r>
+      <w:r>
+        <w:rPr>
+          <w:lang w:val="en-NZ"/>
+        </w:rPr>
+        <w:t>ela Produtos</w:t>
+      </w:r>
+    </w:p>
+    <w:p>
+      <w:pPr>
+        <w:pStyle w:val="ListParagraph"/>
+        <w:rPr>
+          <w:lang w:val="en-NZ"/>
+        </w:rPr>
+      </w:pPr>
+      <w:r>
+        <w:rPr>
+          <w:lang w:val="en-NZ"/>
+        </w:rPr>
+        <w:t>CREATE TABLE IF NOT EXISTS Products(</w:t>
+      </w:r>
     </w:p>
     <w:p>
       <w:pPr>
@@ -10318,20 +9288,7 @@
           <w:lang w:val="en-NZ"/>
         </w:rPr>
         <w:tab/>
-      </w:r>
-      <w:proofErr w:type="gramStart"/>
-      <w:r>
-        <w:rPr>
-          <w:lang w:val="en-NZ"/>
-        </w:rPr>
-        <w:t>NCHAR(</w:t>
-      </w:r>
-      <w:proofErr w:type="gramEnd"/>
-      <w:r>
-        <w:rPr>
-          <w:lang w:val="en-NZ"/>
-        </w:rPr>
-        <w:t>20)</w:t>
+        <w:t>NCHAR(20)</w:t>
       </w:r>
       <w:r>
         <w:rPr>
@@ -10353,15 +9310,8 @@
           <w:lang w:val="en-NZ"/>
         </w:rPr>
         <w:tab/>
-      </w:r>
-      <w:proofErr w:type="spellStart"/>
-      <w:r>
-        <w:rPr>
-          <w:lang w:val="en-NZ"/>
-        </w:rPr>
         <w:t>ShortName</w:t>
       </w:r>
-      <w:proofErr w:type="spellEnd"/>
       <w:r>
         <w:rPr>
           <w:lang w:val="en-NZ"/>
@@ -10379,34 +9329,7 @@
           <w:lang w:val="en-NZ"/>
         </w:rPr>
         <w:tab/>
-      </w:r>
-      <w:proofErr w:type="gramStart"/>
-      <w:r>
-        <w:rPr>
-          <w:lang w:val="en-NZ"/>
-        </w:rPr>
-        <w:t>NCHAR(</w:t>
-      </w:r>
-      <w:proofErr w:type="gramEnd"/>
-      <w:r>
-        <w:rPr>
-          <w:lang w:val="en-NZ"/>
-        </w:rPr>
-        <w:t>20</w:t>
-      </w:r>
-      <w:proofErr w:type="gramStart"/>
-      <w:r>
-        <w:rPr>
-          <w:lang w:val="en-NZ"/>
-        </w:rPr>
-        <w:t>) ,</w:t>
-      </w:r>
-      <w:proofErr w:type="gramEnd"/>
-      <w:r>
-        <w:rPr>
-          <w:lang w:val="en-NZ"/>
-        </w:rPr>
-        <w:t xml:space="preserve"> </w:t>
+        <w:t xml:space="preserve">NCHAR(20) , </w:t>
       </w:r>
     </w:p>
     <w:p>
@@ -10497,51 +9420,23 @@
           <w:lang w:val="en-GB"/>
         </w:rPr>
         <w:tab/>
-      </w:r>
-      <w:proofErr w:type="gramStart"/>
-      <w:r>
+        <w:t>NCHAR(20) ,</w:t>
+      </w:r>
+    </w:p>
+    <w:p>
+      <w:pPr>
+        <w:pStyle w:val="ListParagraph"/>
         <w:rPr>
           <w:lang w:val="en-GB"/>
         </w:rPr>
-        <w:t>NCHAR(</w:t>
-      </w:r>
-      <w:proofErr w:type="gramEnd"/>
+      </w:pPr>
       <w:r>
         <w:rPr>
           <w:lang w:val="en-GB"/>
         </w:rPr>
-        <w:t>20</w:t>
-      </w:r>
-      <w:proofErr w:type="gramStart"/>
-      <w:r>
-        <w:rPr>
-          <w:lang w:val="en-GB"/>
-        </w:rPr>
-        <w:t>) ,</w:t>
-      </w:r>
-      <w:proofErr w:type="gramEnd"/>
-    </w:p>
-    <w:p>
-      <w:pPr>
-        <w:pStyle w:val="ListParagraph"/>
-        <w:rPr>
-          <w:lang w:val="en-GB"/>
-        </w:rPr>
-      </w:pPr>
-      <w:r>
-        <w:rPr>
-          <w:lang w:val="en-GB"/>
-        </w:rPr>
         <w:tab/>
-      </w:r>
-      <w:proofErr w:type="spellStart"/>
-      <w:r>
-        <w:rPr>
-          <w:lang w:val="en-GB"/>
-        </w:rPr>
         <w:t>QuickCode</w:t>
       </w:r>
-      <w:proofErr w:type="spellEnd"/>
       <w:r>
         <w:rPr>
           <w:lang w:val="en-GB"/>
@@ -10829,15 +9724,8 @@
           <w:lang w:val="en-NZ"/>
         </w:rPr>
         <w:tab/>
-      </w:r>
-      <w:proofErr w:type="spellStart"/>
-      <w:r>
-        <w:rPr>
-          <w:lang w:val="en-NZ"/>
-        </w:rPr>
         <w:t>ProductGroup</w:t>
       </w:r>
-      <w:proofErr w:type="spellEnd"/>
       <w:r>
         <w:rPr>
           <w:lang w:val="en-NZ"/>
@@ -10924,15 +9812,8 @@
           <w:lang w:val="en-NZ"/>
         </w:rPr>
         <w:tab/>
-      </w:r>
-      <w:proofErr w:type="spellStart"/>
-      <w:r>
-        <w:rPr>
-          <w:lang w:val="en-NZ"/>
-        </w:rPr>
         <w:t>AddedDT</w:t>
       </w:r>
-      <w:proofErr w:type="spellEnd"/>
       <w:r>
         <w:rPr>
           <w:lang w:val="en-NZ"/>
@@ -10978,15 +9859,8 @@
           <w:lang w:val="en-NZ"/>
         </w:rPr>
         <w:tab/>
-      </w:r>
-      <w:proofErr w:type="spellStart"/>
-      <w:r>
-        <w:rPr>
-          <w:lang w:val="en-NZ"/>
-        </w:rPr>
         <w:t>UpdatedDT</w:t>
       </w:r>
-      <w:proofErr w:type="spellEnd"/>
       <w:r>
         <w:rPr>
           <w:lang w:val="en-NZ"/>
@@ -11337,23 +10211,7 @@
         <w:t>t</w:t>
       </w:r>
       <w:r>
-        <w:t>up (</w:t>
-      </w:r>
-      <w:proofErr w:type="spellStart"/>
-      <w:r>
-        <w:t>pedi</w:t>
-      </w:r>
-      <w:proofErr w:type="spellEnd"/>
-      <w:r>
-        <w:t xml:space="preserve"> </w:t>
-      </w:r>
-      <w:proofErr w:type="spellStart"/>
-      <w:r>
-        <w:t>senha</w:t>
-      </w:r>
-      <w:proofErr w:type="spellEnd"/>
-      <w:r>
-        <w:t xml:space="preserve">) </w:t>
+        <w:t xml:space="preserve">up (pedi senha) </w:t>
       </w:r>
       <w:r>
         <w:t xml:space="preserve">-&gt; </w:t>
@@ -11368,21 +10226,11 @@
         <w:t xml:space="preserve">&gt; system date/time format -&gt; Set date -&gt; Set time </w:t>
       </w:r>
       <w:r>
-        <w:t>-&gt; Enter station header (</w:t>
-      </w:r>
-      <w:proofErr w:type="spellStart"/>
-      <w:r>
-        <w:t>Cabeçada</w:t>
-      </w:r>
-      <w:proofErr w:type="spellEnd"/>
-      <w:r>
-        <w:t xml:space="preserve"> dos </w:t>
-      </w:r>
-      <w:proofErr w:type="spellStart"/>
+        <w:t xml:space="preserve">-&gt; Enter station header (Cabeçada dos </w:t>
+      </w:r>
       <w:r>
         <w:t>relatórios</w:t>
       </w:r>
-      <w:proofErr w:type="spellEnd"/>
       <w:r>
         <w:t xml:space="preserve">) -&gt; </w:t>
       </w:r>
